--- a/templates/EP_M3_GulfCoast.docx
+++ b/templates/EP_M3_GulfCoast.docx
@@ -508,7 +508,7 @@
           <w:sz w:val="20"/>
           <w:szCs w:val="20"/>
         </w:rPr>
-        <w:t xml:space="preserve">Set two things once via File → Info: your name (Author) and the abc123 custom property. Your abc123 must match the kali-abc123 hostname visible in your screenshots — it’s the key we use to tie this packet to your VM. Then select all (Ctrl+A) and press F9 to refresh every field in the document.</w:t>
+        <w:t xml:space="preserve">Set two things once, before you submit. Author — Windows: File → Info, the Author box on the right. Mac: File → Properties… → Summary. Word appends your abc123 to the existing author instead of replacing it; that is expected, leave it. The abc123 custom property — Windows: File → Info → Properties → Advanced Properties → Custom. Mac: File → Properties… → Custom. Your abc123 must match the kali-abc123 hostname visible in your screenshots; it is how we tie this packet to your VM. Then refresh every field — Windows: Ctrl+A then F9. Mac: ⌘A then F9. If F9 does nothing, your keyboard’s function keys are set to media controls — hold Fn as well, or use the Fn Lock key. This is common on laptops, Windows and Mac alike.</w:t>
       </w:r>
     </w:p>
     <w:p>
@@ -574,7 +574,7 @@
           <w:sz w:val="20"/>
           <w:szCs w:val="20"/>
         </w:rPr>
-        <w:t xml:space="preserve">This table of contents is auto-generated. After completing the packet, right-click it and choose “Update Field → Update entire table,” or press Ctrl+A then F9.</w:t>
+        <w:t xml:space="preserve">This table of contents is auto-generated. After completing the packet, right-click it and choose Update Field → Update entire table. To refresh every field in the document at once — Windows: Ctrl+A then F9. Mac: ⌘A then F9. If F9 does nothing, your keyboard’s function keys are set to media controls — hold Fn as well, or use the Fn Lock key. This is common on laptops, Windows and Mac alike.</w:t>
       </w:r>
     </w:p>
     <w:p>
@@ -637,76 +637,6 @@
         <w:t xml:space="preserve">Part I is what NEXUS keeps in the engagement file. It is internal — the client never sees it. Three components: your timesheet, your runbook, and your analyst reflection.</w:t>
       </w:r>
     </w:p>
-    <w:tbl>
-      <w:tblPr>
-        <w:tblW w:type="pct" w:w="100%"/>
-        <w:tblBorders>
-          <w:top w:val="none" w:color="FFFFFF" w:sz="0"/>
-          <w:left w:val="none" w:color="FFFFFF" w:sz="0"/>
-          <w:bottom w:val="none" w:color="FFFFFF" w:sz="0"/>
-          <w:right w:val="none" w:color="FFFFFF" w:sz="0"/>
-          <w:insideH w:val="none" w:color="FFFFFF" w:sz="0"/>
-          <w:insideV w:val="none" w:color="FFFFFF" w:sz="0"/>
-        </w:tblBorders>
-      </w:tblPr>
-      <w:tblGrid>
-        <w:gridCol w:w="100"/>
-      </w:tblGrid>
-      <w:tr>
-        <w:tc>
-          <w:tcPr>
-            <w:tcBorders>
-              <w:top w:val="none" w:color="FFFFFF" w:sz="0"/>
-              <w:left w:val="single" w:color="2E75B6" w:sz="24"/>
-              <w:bottom w:val="none" w:color="FFFFFF" w:sz="0"/>
-              <w:right w:val="none" w:color="FFFFFF" w:sz="0"/>
-            </w:tcBorders>
-            <w:shd w:fill="F5F7FA" w:val="clear"/>
-            <w:tcMar>
-              <w:top w:type="dxa" w:w="120"/>
-              <w:left w:type="dxa" w:w="200"/>
-              <w:bottom w:type="dxa" w:w="120"/>
-              <w:right w:type="dxa" w:w="200"/>
-            </w:tcMar>
-          </w:tcPr>
-          <w:p>
-            <w:pPr>
-              <w:spacing w:after="40"/>
-            </w:pPr>
-            <w:r>
-              <w:rPr>
-                <w:rFonts w:ascii="Roboto" w:cs="Roboto" w:eastAsia="Roboto" w:hAnsi="Roboto"/>
-                <w:b/>
-                <w:bCs/>
-                <w:color w:val="2E75B6"/>
-                <w:sz w:val="20"/>
-                <w:szCs w:val="20"/>
-              </w:rPr>
-              <w:t xml:space="preserve">Audience</w:t>
-            </w:r>
-          </w:p>
-          <w:p>
-            <w:r>
-              <w:rPr>
-                <w:rFonts w:ascii="Roboto" w:cs="Roboto" w:eastAsia="Roboto" w:hAnsi="Roboto"/>
-                <w:color w:val="1A1A1A"/>
-                <w:sz w:val="21"/>
-                <w:szCs w:val="21"/>
-              </w:rPr>
-              <w:t xml:space="preserve">NEXUS leadership and the next analyst. Write for colleagues, not the client.</w:t>
-            </w:r>
-          </w:p>
-        </w:tc>
-      </w:tr>
-    </w:tbl>
-    <w:p>
-      <w:pPr>
-        <w:spacing w:after="120"/>
-      </w:pPr>
-      <w:r>
-        <w:t xml:space="preserve"/>
-      </w:r>
-    </w:p>
     <w:p>
       <w:pPr>
         <w:pStyle w:val="Heading1"/>
@@ -759,7 +689,7 @@
           <w:sz w:val="20"/>
           <w:szCs w:val="20"/>
         </w:rPr>
-        <w:t xml:space="preserve">If you logged hours honestly as you went, this is a 10-minute fill-in. If you reconstruct it the night before, it will show — your scan dates, screenshot timestamps, and command history won’t line up with your claimed hours. Replace the demo rows below with your own. Total the columns yourself.</w:t>
+        <w:t xml:space="preserve">If you logged hours honestly as you went, this is a 10-minute fill-in. If you reconstruct it the night before, it will show — your scan dates, screenshot timestamps, and command history won’t line up with your claimed hours. Replace the placeholder rows below with your own. Total the columns yourself.</w:t>
       </w:r>
     </w:p>
     <w:p>
@@ -1352,76 +1282,6 @@
         <w:t xml:space="preserve">Audience: the next analyst who picks up this client next quarter. If a colleague had only your runbook, could they reproduce what you did? Document environment setup, tools and versions, the exact commands you ran, expected output, and where you got stuck and how you got unstuck.</w:t>
       </w:r>
     </w:p>
-    <w:tbl>
-      <w:tblPr>
-        <w:tblW w:type="pct" w:w="100%"/>
-        <w:tblBorders>
-          <w:top w:val="none" w:color="FFFFFF" w:sz="0"/>
-          <w:left w:val="none" w:color="FFFFFF" w:sz="0"/>
-          <w:bottom w:val="none" w:color="FFFFFF" w:sz="0"/>
-          <w:right w:val="none" w:color="FFFFFF" w:sz="0"/>
-          <w:insideH w:val="none" w:color="FFFFFF" w:sz="0"/>
-          <w:insideV w:val="none" w:color="FFFFFF" w:sz="0"/>
-        </w:tblBorders>
-      </w:tblPr>
-      <w:tblGrid>
-        <w:gridCol w:w="100"/>
-      </w:tblGrid>
-      <w:tr>
-        <w:tc>
-          <w:tcPr>
-            <w:tcBorders>
-              <w:top w:val="none" w:color="FFFFFF" w:sz="0"/>
-              <w:left w:val="single" w:color="1E8449" w:sz="24"/>
-              <w:bottom w:val="none" w:color="FFFFFF" w:sz="0"/>
-              <w:right w:val="none" w:color="FFFFFF" w:sz="0"/>
-            </w:tcBorders>
-            <w:shd w:fill="F5F7FA" w:val="clear"/>
-            <w:tcMar>
-              <w:top w:type="dxa" w:w="120"/>
-              <w:left w:type="dxa" w:w="200"/>
-              <w:bottom w:type="dxa" w:w="120"/>
-              <w:right w:type="dxa" w:w="200"/>
-            </w:tcMar>
-          </w:tcPr>
-          <w:p>
-            <w:pPr>
-              <w:spacing w:after="40"/>
-            </w:pPr>
-            <w:r>
-              <w:rPr>
-                <w:rFonts w:ascii="Roboto" w:cs="Roboto" w:eastAsia="Roboto" w:hAnsi="Roboto"/>
-                <w:b/>
-                <w:bCs/>
-                <w:color w:val="1E8449"/>
-                <w:sz w:val="20"/>
-                <w:szCs w:val="20"/>
-              </w:rPr>
-              <w:t xml:space="preserve">Good runbook test</w:t>
-            </w:r>
-          </w:p>
-          <w:p>
-            <w:r>
-              <w:rPr>
-                <w:rFonts w:ascii="Roboto" w:cs="Roboto" w:eastAsia="Roboto" w:hAnsi="Roboto"/>
-                <w:color w:val="1A1A1A"/>
-                <w:sz w:val="21"/>
-                <w:szCs w:val="21"/>
-              </w:rPr>
-              <w:t xml:space="preserve">Screenshots are paired with the command that produced them. Commands live in code blocks, not prose. A reader who wasn’t there can tell what was working and what wasn’t.</w:t>
-            </w:r>
-          </w:p>
-        </w:tc>
-      </w:tr>
-    </w:tbl>
-    <w:p>
-      <w:pPr>
-        <w:spacing w:after="80"/>
-      </w:pPr>
-      <w:r>
-        <w:t xml:space="preserve"/>
-      </w:r>
-    </w:p>
     <w:p>
       <w:pPr>
         <w:pStyle w:val="Heading2"/>
@@ -1457,7 +1317,7 @@
           <w:sz w:val="20"/>
           <w:szCs w:val="20"/>
         </w:rPr>
-        <w:t xml:space="preserve">Write one entry per tool or step in your engagement. Keep this structure. The Module 1 template (EP_M1_Brazos.docx) contains a fully worked example entry you can model.</w:t>
+        <w:t xml:space="preserve">Write one entry per tool or step in your engagement. Keep this structure. A fully worked example entry is in the Engagement Packet Worked Example (linked from the Lab 1.0 page).</w:t>
       </w:r>
     </w:p>
     <w:tbl>
@@ -1946,146 +1806,6 @@
           <w:szCs w:val="20"/>
         </w:rPr>
         <w:t xml:space="preserve">There’s no minimum word count — answer honestly. “I didn’t use AI on this engagement (N/A)” is perfectly acceptable if it’s true. But it had better be true — don’t claim N/A if your runbook is full of AI-generated explanations.</w:t>
-      </w:r>
-    </w:p>
-    <w:tbl>
-      <w:tblPr>
-        <w:tblW w:type="pct" w:w="100%"/>
-        <w:tblBorders>
-          <w:top w:val="none" w:color="FFFFFF" w:sz="0"/>
-          <w:left w:val="none" w:color="FFFFFF" w:sz="0"/>
-          <w:bottom w:val="none" w:color="FFFFFF" w:sz="0"/>
-          <w:right w:val="none" w:color="FFFFFF" w:sz="0"/>
-          <w:insideH w:val="none" w:color="FFFFFF" w:sz="0"/>
-          <w:insideV w:val="none" w:color="FFFFFF" w:sz="0"/>
-        </w:tblBorders>
-      </w:tblPr>
-      <w:tblGrid>
-        <w:gridCol w:w="100"/>
-      </w:tblGrid>
-      <w:tr>
-        <w:tc>
-          <w:tcPr>
-            <w:tcBorders>
-              <w:top w:val="none" w:color="FFFFFF" w:sz="0"/>
-              <w:left w:val="single" w:color="1E8449" w:sz="24"/>
-              <w:bottom w:val="none" w:color="FFFFFF" w:sz="0"/>
-              <w:right w:val="none" w:color="FFFFFF" w:sz="0"/>
-            </w:tcBorders>
-            <w:shd w:fill="F5F7FA" w:val="clear"/>
-            <w:tcMar>
-              <w:top w:type="dxa" w:w="120"/>
-              <w:left w:type="dxa" w:w="200"/>
-              <w:bottom w:type="dxa" w:w="120"/>
-              <w:right w:type="dxa" w:w="200"/>
-            </w:tcMar>
-          </w:tcPr>
-          <w:p>
-            <w:pPr>
-              <w:spacing w:after="40"/>
-            </w:pPr>
-            <w:r>
-              <w:rPr>
-                <w:rFonts w:ascii="Roboto" w:cs="Roboto" w:eastAsia="Roboto" w:hAnsi="Roboto"/>
-                <w:b/>
-                <w:bCs/>
-                <w:color w:val="1E8449"/>
-                <w:sz w:val="20"/>
-                <w:szCs w:val="20"/>
-              </w:rPr>
-              <w:t xml:space="preserve">What a good reflection looks like</w:t>
-            </w:r>
-          </w:p>
-          <w:p>
-            <w:r>
-              <w:rPr>
-                <w:rFonts w:ascii="Roboto" w:cs="Roboto" w:eastAsia="Roboto" w:hAnsi="Roboto"/>
-                <w:color w:val="1A1A1A"/>
-                <w:sz w:val="21"/>
-                <w:szCs w:val="21"/>
-              </w:rPr>
-              <w:t xml:space="preserve">“I asked Claude to explain what the -sS flag does in nmap. It said SYN-scan that doesn’t complete the TCP handshake. I verified against the nmap man page (man nmap, lines 124–138) and confirmed it. In hindsight reading the man page first would have been faster, since I had to read it anyway to verify. For Module 2 I’m going to try man page first, AI second.”</w:t>
-            </w:r>
-          </w:p>
-        </w:tc>
-      </w:tr>
-    </w:tbl>
-    <w:p>
-      <w:pPr>
-        <w:spacing w:after="60"/>
-      </w:pPr>
-      <w:r>
-        <w:t xml:space="preserve"/>
-      </w:r>
-    </w:p>
-    <w:tbl>
-      <w:tblPr>
-        <w:tblW w:type="pct" w:w="100%"/>
-        <w:tblBorders>
-          <w:top w:val="none" w:color="FFFFFF" w:sz="0"/>
-          <w:left w:val="none" w:color="FFFFFF" w:sz="0"/>
-          <w:bottom w:val="none" w:color="FFFFFF" w:sz="0"/>
-          <w:right w:val="none" w:color="FFFFFF" w:sz="0"/>
-          <w:insideH w:val="none" w:color="FFFFFF" w:sz="0"/>
-          <w:insideV w:val="none" w:color="FFFFFF" w:sz="0"/>
-        </w:tblBorders>
-      </w:tblPr>
-      <w:tblGrid>
-        <w:gridCol w:w="100"/>
-      </w:tblGrid>
-      <w:tr>
-        <w:tc>
-          <w:tcPr>
-            <w:tcBorders>
-              <w:top w:val="none" w:color="FFFFFF" w:sz="0"/>
-              <w:left w:val="single" w:color="C0392B" w:sz="24"/>
-              <w:bottom w:val="none" w:color="FFFFFF" w:sz="0"/>
-              <w:right w:val="none" w:color="FFFFFF" w:sz="0"/>
-            </w:tcBorders>
-            <w:shd w:fill="F5F7FA" w:val="clear"/>
-            <w:tcMar>
-              <w:top w:type="dxa" w:w="120"/>
-              <w:left w:type="dxa" w:w="200"/>
-              <w:bottom w:type="dxa" w:w="120"/>
-              <w:right w:type="dxa" w:w="200"/>
-            </w:tcMar>
-          </w:tcPr>
-          <w:p>
-            <w:pPr>
-              <w:spacing w:after="40"/>
-            </w:pPr>
-            <w:r>
-              <w:rPr>
-                <w:rFonts w:ascii="Roboto" w:cs="Roboto" w:eastAsia="Roboto" w:hAnsi="Roboto"/>
-                <w:b/>
-                <w:bCs/>
-                <w:color w:val="C0392B"/>
-                <w:sz w:val="20"/>
-                <w:szCs w:val="20"/>
-              </w:rPr>
-              <w:t xml:space="preserve">What to avoid</w:t>
-            </w:r>
-          </w:p>
-          <w:p>
-            <w:r>
-              <w:rPr>
-                <w:rFonts w:ascii="Roboto" w:cs="Roboto" w:eastAsia="Roboto" w:hAnsi="Roboto"/>
-                <w:color w:val="1A1A1A"/>
-                <w:sz w:val="21"/>
-                <w:szCs w:val="21"/>
-              </w:rPr>
-              <w:t xml:space="preserve">“I used AI to help me understand the concepts. It was very helpful for explaining things and helped me learn the material. I verified its responses by cross-checking with the textbook and online sources. AI is a powerful tool I will continue to use as I develop my skills.” — generic, unverified, performative. Don’t do this.</w:t>
-            </w:r>
-          </w:p>
-        </w:tc>
-      </w:tr>
-    </w:tbl>
-    <w:p>
-      <w:pPr>
-        <w:spacing w:after="60"/>
-      </w:pPr>
-      <w:r>
-        <w:t xml:space="preserve"/>
       </w:r>
     </w:p>
     <w:p>
@@ -2587,76 +2307,6 @@
         <w:t xml:space="preserve">Part II is the document you hand the client. It follows professional penetration-test reporting conventions — the client should be able to read the executive summary alone and know what to do. Use this structure; don’t invent your own.</w:t>
       </w:r>
     </w:p>
-    <w:tbl>
-      <w:tblPr>
-        <w:tblW w:type="pct" w:w="100%"/>
-        <w:tblBorders>
-          <w:top w:val="none" w:color="FFFFFF" w:sz="0"/>
-          <w:left w:val="none" w:color="FFFFFF" w:sz="0"/>
-          <w:bottom w:val="none" w:color="FFFFFF" w:sz="0"/>
-          <w:right w:val="none" w:color="FFFFFF" w:sz="0"/>
-          <w:insideH w:val="none" w:color="FFFFFF" w:sz="0"/>
-          <w:insideV w:val="none" w:color="FFFFFF" w:sz="0"/>
-        </w:tblBorders>
-      </w:tblPr>
-      <w:tblGrid>
-        <w:gridCol w:w="100"/>
-      </w:tblGrid>
-      <w:tr>
-        <w:tc>
-          <w:tcPr>
-            <w:tcBorders>
-              <w:top w:val="none" w:color="FFFFFF" w:sz="0"/>
-              <w:left w:val="single" w:color="2E75B6" w:sz="24"/>
-              <w:bottom w:val="none" w:color="FFFFFF" w:sz="0"/>
-              <w:right w:val="none" w:color="FFFFFF" w:sz="0"/>
-            </w:tcBorders>
-            <w:shd w:fill="F5F7FA" w:val="clear"/>
-            <w:tcMar>
-              <w:top w:type="dxa" w:w="120"/>
-              <w:left w:type="dxa" w:w="200"/>
-              <w:bottom w:type="dxa" w:w="120"/>
-              <w:right w:type="dxa" w:w="200"/>
-            </w:tcMar>
-          </w:tcPr>
-          <w:p>
-            <w:pPr>
-              <w:spacing w:after="40"/>
-            </w:pPr>
-            <w:r>
-              <w:rPr>
-                <w:rFonts w:ascii="Roboto" w:cs="Roboto" w:eastAsia="Roboto" w:hAnsi="Roboto"/>
-                <w:b/>
-                <w:bCs/>
-                <w:color w:val="2E75B6"/>
-                <w:sz w:val="20"/>
-                <w:szCs w:val="20"/>
-              </w:rPr>
-              <w:t xml:space="preserve">Audience</w:t>
-            </w:r>
-          </w:p>
-          <w:p>
-            <w:r>
-              <w:rPr>
-                <w:rFonts w:ascii="Roboto" w:cs="Roboto" w:eastAsia="Roboto" w:hAnsi="Roboto"/>
-                <w:color w:val="1A1A1A"/>
-                <w:sz w:val="21"/>
-                <w:szCs w:val="21"/>
-              </w:rPr>
-              <w:t xml:space="preserve">Gulf Coast Healthcare leadership — mostly non-technical. Lead with operational and patient-safety impact, not packet-level detail.</w:t>
-            </w:r>
-          </w:p>
-        </w:tc>
-      </w:tr>
-    </w:tbl>
-    <w:p>
-      <w:pPr>
-        <w:spacing w:after="120"/>
-      </w:pPr>
-      <w:r>
-        <w:t xml:space="preserve"/>
-      </w:r>
-    </w:p>
     <w:p>
       <w:pPr>
         <w:pStyle w:val="Heading1"/>
@@ -2856,7 +2506,7 @@
           <w:sz w:val="20"/>
           <w:szCs w:val="20"/>
         </w:rPr>
-        <w:t xml:space="preserve">One card per finding, highest severity first. Keep every field. The Module 1 template (EP_M1_Brazos.docx) has a fully worked example finding you can model.</w:t>
+        <w:t xml:space="preserve">One card per finding, highest severity first. Keep every field. A fully worked example finding is in the Engagement Packet Worked Example (linked from the Lab 1.0 page).</w:t>
       </w:r>
     </w:p>
     <w:p>

--- a/templates/EP_M3_GulfCoast.docx
+++ b/templates/EP_M3_GulfCoast.docx
@@ -4203,5 +4203,22 @@
       <w:szCs w:val="24"/>
     </w:rPr>
   </w:style>
+  <w:style w:type="paragraph" w:styleId="Caption">
+    <w:name w:val="caption"/>
+    <w:basedOn w:val="Normal"/>
+    <w:next w:val="Normal"/>
+    <w:uiPriority w:val="35"/>
+    <w:qFormat/>
+    <w:pPr>
+      <w:spacing w:before="120" w:after="200"/>
+    </w:pPr>
+    <w:rPr>
+      <w:i/>
+      <w:iCs/>
+      <w:color w:val="44546A"/>
+      <w:sz w:val="18"/>
+      <w:szCs w:val="18"/>
+    </w:rPr>
+  </w:style>
 </w:styles>
 </file>
--- a/templates/EP_M3_GulfCoast.docx
+++ b/templates/EP_M3_GulfCoast.docx
@@ -1157,6 +1157,1096 @@
       <w:tr>
         <w:tc>
           <w:tcPr>
+            <w:shd w:fill="F5F7FA" w:val="clear"/>
+            <w:tcMar>
+              <w:top w:type="dxa" w:w="60"/>
+              <w:left w:type="dxa" w:w="110"/>
+              <w:bottom w:type="dxa" w:w="60"/>
+              <w:right w:type="dxa" w:w="110"/>
+            </w:tcMar>
+            <w:vAlign w:val="center"/>
+          </w:tcPr>
+          <w:p>
+            <w:r>
+              <w:rPr>
+                <w:rFonts w:ascii="Roboto" w:cs="Roboto" w:eastAsia="Roboto" w:hAnsi="Roboto"/>
+                <w:color w:val="1A1A1A"/>
+                <w:sz w:val="20"/>
+                <w:szCs w:val="20"/>
+              </w:rPr>
+              <w:t xml:space="preserve">[ ]</w:t>
+            </w:r>
+            <w:r>
+              <w:br/>
+            </w:r>
+            <w:r>
+              <w:rPr>
+                <w:rFonts w:ascii="Roboto" w:cs="Roboto" w:eastAsia="Roboto" w:hAnsi="Roboto"/>
+                <w:color w:val="1A1A1A"/>
+                <w:sz w:val="20"/>
+                <w:szCs w:val="20"/>
+              </w:rPr>
+              <w:t xml:space="preserve"/>
+            </w:r>
+          </w:p>
+        </w:tc>
+        <w:tc>
+          <w:tcPr>
+            <w:tcMar>
+              <w:top w:type="dxa" w:w="60"/>
+              <w:left w:type="dxa" w:w="110"/>
+              <w:bottom w:type="dxa" w:w="60"/>
+              <w:right w:type="dxa" w:w="110"/>
+            </w:tcMar>
+            <w:vAlign w:val="center"/>
+          </w:tcPr>
+          <w:p>
+            <w:r>
+              <w:rPr>
+                <w:rFonts w:ascii="Roboto" w:cs="Roboto" w:eastAsia="Roboto" w:hAnsi="Roboto"/>
+                <w:color w:val="1A1A1A"/>
+                <w:sz w:val="20"/>
+                <w:szCs w:val="20"/>
+              </w:rPr>
+              <w:t xml:space="preserve">[ ]</w:t>
+            </w:r>
+          </w:p>
+        </w:tc>
+        <w:tc>
+          <w:tcPr>
+            <w:tcMar>
+              <w:top w:type="dxa" w:w="60"/>
+              <w:left w:type="dxa" w:w="110"/>
+              <w:bottom w:type="dxa" w:w="60"/>
+              <w:right w:type="dxa" w:w="110"/>
+            </w:tcMar>
+            <w:vAlign w:val="center"/>
+          </w:tcPr>
+          <w:p>
+            <w:pPr>
+              <w:jc w:val="center"/>
+            </w:pPr>
+            <w:r>
+              <w:rPr>
+                <w:rFonts w:ascii="Roboto" w:cs="Roboto" w:eastAsia="Roboto" w:hAnsi="Roboto"/>
+                <w:color w:val="1A1A1A"/>
+                <w:sz w:val="20"/>
+                <w:szCs w:val="20"/>
+              </w:rPr>
+              <w:t xml:space="preserve">[ ]</w:t>
+            </w:r>
+          </w:p>
+        </w:tc>
+        <w:tc>
+          <w:tcPr>
+            <w:tcMar>
+              <w:top w:type="dxa" w:w="60"/>
+              <w:left w:type="dxa" w:w="110"/>
+              <w:bottom w:type="dxa" w:w="60"/>
+              <w:right w:type="dxa" w:w="110"/>
+            </w:tcMar>
+            <w:vAlign w:val="center"/>
+          </w:tcPr>
+          <w:p>
+            <w:pPr>
+              <w:jc w:val="center"/>
+            </w:pPr>
+            <w:r>
+              <w:rPr>
+                <w:rFonts w:ascii="Roboto" w:cs="Roboto" w:eastAsia="Roboto" w:hAnsi="Roboto"/>
+                <w:color w:val="1A1A1A"/>
+                <w:sz w:val="20"/>
+                <w:szCs w:val="20"/>
+              </w:rPr>
+              <w:t xml:space="preserve">[ ]</w:t>
+            </w:r>
+          </w:p>
+        </w:tc>
+      </w:tr>
+      <w:tr>
+        <w:tc>
+          <w:tcPr>
+            <w:shd w:fill="F5F7FA" w:val="clear"/>
+            <w:tcMar>
+              <w:top w:type="dxa" w:w="60"/>
+              <w:left w:type="dxa" w:w="110"/>
+              <w:bottom w:type="dxa" w:w="60"/>
+              <w:right w:type="dxa" w:w="110"/>
+            </w:tcMar>
+            <w:vAlign w:val="center"/>
+          </w:tcPr>
+          <w:p>
+            <w:r>
+              <w:rPr>
+                <w:rFonts w:ascii="Roboto" w:cs="Roboto" w:eastAsia="Roboto" w:hAnsi="Roboto"/>
+                <w:color w:val="1A1A1A"/>
+                <w:sz w:val="20"/>
+                <w:szCs w:val="20"/>
+              </w:rPr>
+              <w:t xml:space="preserve">[ ]</w:t>
+            </w:r>
+            <w:r>
+              <w:br/>
+            </w:r>
+            <w:r>
+              <w:rPr>
+                <w:rFonts w:ascii="Roboto" w:cs="Roboto" w:eastAsia="Roboto" w:hAnsi="Roboto"/>
+                <w:color w:val="1A1A1A"/>
+                <w:sz w:val="20"/>
+                <w:szCs w:val="20"/>
+              </w:rPr>
+              <w:t xml:space="preserve"/>
+            </w:r>
+          </w:p>
+        </w:tc>
+        <w:tc>
+          <w:tcPr>
+            <w:tcMar>
+              <w:top w:type="dxa" w:w="60"/>
+              <w:left w:type="dxa" w:w="110"/>
+              <w:bottom w:type="dxa" w:w="60"/>
+              <w:right w:type="dxa" w:w="110"/>
+            </w:tcMar>
+            <w:vAlign w:val="center"/>
+          </w:tcPr>
+          <w:p>
+            <w:r>
+              <w:rPr>
+                <w:rFonts w:ascii="Roboto" w:cs="Roboto" w:eastAsia="Roboto" w:hAnsi="Roboto"/>
+                <w:color w:val="1A1A1A"/>
+                <w:sz w:val="20"/>
+                <w:szCs w:val="20"/>
+              </w:rPr>
+              <w:t xml:space="preserve">[ ]</w:t>
+            </w:r>
+          </w:p>
+        </w:tc>
+        <w:tc>
+          <w:tcPr>
+            <w:tcMar>
+              <w:top w:type="dxa" w:w="60"/>
+              <w:left w:type="dxa" w:w="110"/>
+              <w:bottom w:type="dxa" w:w="60"/>
+              <w:right w:type="dxa" w:w="110"/>
+            </w:tcMar>
+            <w:vAlign w:val="center"/>
+          </w:tcPr>
+          <w:p>
+            <w:pPr>
+              <w:jc w:val="center"/>
+            </w:pPr>
+            <w:r>
+              <w:rPr>
+                <w:rFonts w:ascii="Roboto" w:cs="Roboto" w:eastAsia="Roboto" w:hAnsi="Roboto"/>
+                <w:color w:val="1A1A1A"/>
+                <w:sz w:val="20"/>
+                <w:szCs w:val="20"/>
+              </w:rPr>
+              <w:t xml:space="preserve">[ ]</w:t>
+            </w:r>
+          </w:p>
+        </w:tc>
+        <w:tc>
+          <w:tcPr>
+            <w:tcMar>
+              <w:top w:type="dxa" w:w="60"/>
+              <w:left w:type="dxa" w:w="110"/>
+              <w:bottom w:type="dxa" w:w="60"/>
+              <w:right w:type="dxa" w:w="110"/>
+            </w:tcMar>
+            <w:vAlign w:val="center"/>
+          </w:tcPr>
+          <w:p>
+            <w:pPr>
+              <w:jc w:val="center"/>
+            </w:pPr>
+            <w:r>
+              <w:rPr>
+                <w:rFonts w:ascii="Roboto" w:cs="Roboto" w:eastAsia="Roboto" w:hAnsi="Roboto"/>
+                <w:color w:val="1A1A1A"/>
+                <w:sz w:val="20"/>
+                <w:szCs w:val="20"/>
+              </w:rPr>
+              <w:t xml:space="preserve">[ ]</w:t>
+            </w:r>
+          </w:p>
+        </w:tc>
+      </w:tr>
+      <w:tr>
+        <w:tc>
+          <w:tcPr>
+            <w:shd w:fill="F5F7FA" w:val="clear"/>
+            <w:tcMar>
+              <w:top w:type="dxa" w:w="60"/>
+              <w:left w:type="dxa" w:w="110"/>
+              <w:bottom w:type="dxa" w:w="60"/>
+              <w:right w:type="dxa" w:w="110"/>
+            </w:tcMar>
+            <w:vAlign w:val="center"/>
+          </w:tcPr>
+          <w:p>
+            <w:r>
+              <w:rPr>
+                <w:rFonts w:ascii="Roboto" w:cs="Roboto" w:eastAsia="Roboto" w:hAnsi="Roboto"/>
+                <w:color w:val="1A1A1A"/>
+                <w:sz w:val="20"/>
+                <w:szCs w:val="20"/>
+              </w:rPr>
+              <w:t xml:space="preserve">[ ]</w:t>
+            </w:r>
+            <w:r>
+              <w:br/>
+            </w:r>
+            <w:r>
+              <w:rPr>
+                <w:rFonts w:ascii="Roboto" w:cs="Roboto" w:eastAsia="Roboto" w:hAnsi="Roboto"/>
+                <w:color w:val="1A1A1A"/>
+                <w:sz w:val="20"/>
+                <w:szCs w:val="20"/>
+              </w:rPr>
+              <w:t xml:space="preserve"/>
+            </w:r>
+          </w:p>
+        </w:tc>
+        <w:tc>
+          <w:tcPr>
+            <w:tcMar>
+              <w:top w:type="dxa" w:w="60"/>
+              <w:left w:type="dxa" w:w="110"/>
+              <w:bottom w:type="dxa" w:w="60"/>
+              <w:right w:type="dxa" w:w="110"/>
+            </w:tcMar>
+            <w:vAlign w:val="center"/>
+          </w:tcPr>
+          <w:p>
+            <w:r>
+              <w:rPr>
+                <w:rFonts w:ascii="Roboto" w:cs="Roboto" w:eastAsia="Roboto" w:hAnsi="Roboto"/>
+                <w:color w:val="1A1A1A"/>
+                <w:sz w:val="20"/>
+                <w:szCs w:val="20"/>
+              </w:rPr>
+              <w:t xml:space="preserve">[ ]</w:t>
+            </w:r>
+          </w:p>
+        </w:tc>
+        <w:tc>
+          <w:tcPr>
+            <w:tcMar>
+              <w:top w:type="dxa" w:w="60"/>
+              <w:left w:type="dxa" w:w="110"/>
+              <w:bottom w:type="dxa" w:w="60"/>
+              <w:right w:type="dxa" w:w="110"/>
+            </w:tcMar>
+            <w:vAlign w:val="center"/>
+          </w:tcPr>
+          <w:p>
+            <w:pPr>
+              <w:jc w:val="center"/>
+            </w:pPr>
+            <w:r>
+              <w:rPr>
+                <w:rFonts w:ascii="Roboto" w:cs="Roboto" w:eastAsia="Roboto" w:hAnsi="Roboto"/>
+                <w:color w:val="1A1A1A"/>
+                <w:sz w:val="20"/>
+                <w:szCs w:val="20"/>
+              </w:rPr>
+              <w:t xml:space="preserve">[ ]</w:t>
+            </w:r>
+          </w:p>
+        </w:tc>
+        <w:tc>
+          <w:tcPr>
+            <w:tcMar>
+              <w:top w:type="dxa" w:w="60"/>
+              <w:left w:type="dxa" w:w="110"/>
+              <w:bottom w:type="dxa" w:w="60"/>
+              <w:right w:type="dxa" w:w="110"/>
+            </w:tcMar>
+            <w:vAlign w:val="center"/>
+          </w:tcPr>
+          <w:p>
+            <w:pPr>
+              <w:jc w:val="center"/>
+            </w:pPr>
+            <w:r>
+              <w:rPr>
+                <w:rFonts w:ascii="Roboto" w:cs="Roboto" w:eastAsia="Roboto" w:hAnsi="Roboto"/>
+                <w:color w:val="1A1A1A"/>
+                <w:sz w:val="20"/>
+                <w:szCs w:val="20"/>
+              </w:rPr>
+              <w:t xml:space="preserve">[ ]</w:t>
+            </w:r>
+          </w:p>
+        </w:tc>
+      </w:tr>
+      <w:tr>
+        <w:tc>
+          <w:tcPr>
+            <w:shd w:fill="F5F7FA" w:val="clear"/>
+            <w:tcMar>
+              <w:top w:type="dxa" w:w="60"/>
+              <w:left w:type="dxa" w:w="110"/>
+              <w:bottom w:type="dxa" w:w="60"/>
+              <w:right w:type="dxa" w:w="110"/>
+            </w:tcMar>
+            <w:vAlign w:val="center"/>
+          </w:tcPr>
+          <w:p>
+            <w:r>
+              <w:rPr>
+                <w:rFonts w:ascii="Roboto" w:cs="Roboto" w:eastAsia="Roboto" w:hAnsi="Roboto"/>
+                <w:color w:val="1A1A1A"/>
+                <w:sz w:val="20"/>
+                <w:szCs w:val="20"/>
+              </w:rPr>
+              <w:t xml:space="preserve">[ ]</w:t>
+            </w:r>
+            <w:r>
+              <w:br/>
+            </w:r>
+            <w:r>
+              <w:rPr>
+                <w:rFonts w:ascii="Roboto" w:cs="Roboto" w:eastAsia="Roboto" w:hAnsi="Roboto"/>
+                <w:color w:val="1A1A1A"/>
+                <w:sz w:val="20"/>
+                <w:szCs w:val="20"/>
+              </w:rPr>
+              <w:t xml:space="preserve"/>
+            </w:r>
+          </w:p>
+        </w:tc>
+        <w:tc>
+          <w:tcPr>
+            <w:tcMar>
+              <w:top w:type="dxa" w:w="60"/>
+              <w:left w:type="dxa" w:w="110"/>
+              <w:bottom w:type="dxa" w:w="60"/>
+              <w:right w:type="dxa" w:w="110"/>
+            </w:tcMar>
+            <w:vAlign w:val="center"/>
+          </w:tcPr>
+          <w:p>
+            <w:r>
+              <w:rPr>
+                <w:rFonts w:ascii="Roboto" w:cs="Roboto" w:eastAsia="Roboto" w:hAnsi="Roboto"/>
+                <w:color w:val="1A1A1A"/>
+                <w:sz w:val="20"/>
+                <w:szCs w:val="20"/>
+              </w:rPr>
+              <w:t xml:space="preserve">[ ]</w:t>
+            </w:r>
+          </w:p>
+        </w:tc>
+        <w:tc>
+          <w:tcPr>
+            <w:tcMar>
+              <w:top w:type="dxa" w:w="60"/>
+              <w:left w:type="dxa" w:w="110"/>
+              <w:bottom w:type="dxa" w:w="60"/>
+              <w:right w:type="dxa" w:w="110"/>
+            </w:tcMar>
+            <w:vAlign w:val="center"/>
+          </w:tcPr>
+          <w:p>
+            <w:pPr>
+              <w:jc w:val="center"/>
+            </w:pPr>
+            <w:r>
+              <w:rPr>
+                <w:rFonts w:ascii="Roboto" w:cs="Roboto" w:eastAsia="Roboto" w:hAnsi="Roboto"/>
+                <w:color w:val="1A1A1A"/>
+                <w:sz w:val="20"/>
+                <w:szCs w:val="20"/>
+              </w:rPr>
+              <w:t xml:space="preserve">[ ]</w:t>
+            </w:r>
+          </w:p>
+        </w:tc>
+        <w:tc>
+          <w:tcPr>
+            <w:tcMar>
+              <w:top w:type="dxa" w:w="60"/>
+              <w:left w:type="dxa" w:w="110"/>
+              <w:bottom w:type="dxa" w:w="60"/>
+              <w:right w:type="dxa" w:w="110"/>
+            </w:tcMar>
+            <w:vAlign w:val="center"/>
+          </w:tcPr>
+          <w:p>
+            <w:pPr>
+              <w:jc w:val="center"/>
+            </w:pPr>
+            <w:r>
+              <w:rPr>
+                <w:rFonts w:ascii="Roboto" w:cs="Roboto" w:eastAsia="Roboto" w:hAnsi="Roboto"/>
+                <w:color w:val="1A1A1A"/>
+                <w:sz w:val="20"/>
+                <w:szCs w:val="20"/>
+              </w:rPr>
+              <w:t xml:space="preserve">[ ]</w:t>
+            </w:r>
+          </w:p>
+        </w:tc>
+      </w:tr>
+      <w:tr>
+        <w:tc>
+          <w:tcPr>
+            <w:shd w:fill="F5F7FA" w:val="clear"/>
+            <w:tcMar>
+              <w:top w:type="dxa" w:w="60"/>
+              <w:left w:type="dxa" w:w="110"/>
+              <w:bottom w:type="dxa" w:w="60"/>
+              <w:right w:type="dxa" w:w="110"/>
+            </w:tcMar>
+            <w:vAlign w:val="center"/>
+          </w:tcPr>
+          <w:p>
+            <w:r>
+              <w:rPr>
+                <w:rFonts w:ascii="Roboto" w:cs="Roboto" w:eastAsia="Roboto" w:hAnsi="Roboto"/>
+                <w:color w:val="1A1A1A"/>
+                <w:sz w:val="20"/>
+                <w:szCs w:val="20"/>
+              </w:rPr>
+              <w:t xml:space="preserve">[ ]</w:t>
+            </w:r>
+            <w:r>
+              <w:br/>
+            </w:r>
+            <w:r>
+              <w:rPr>
+                <w:rFonts w:ascii="Roboto" w:cs="Roboto" w:eastAsia="Roboto" w:hAnsi="Roboto"/>
+                <w:color w:val="1A1A1A"/>
+                <w:sz w:val="20"/>
+                <w:szCs w:val="20"/>
+              </w:rPr>
+              <w:t xml:space="preserve"/>
+            </w:r>
+          </w:p>
+        </w:tc>
+        <w:tc>
+          <w:tcPr>
+            <w:tcMar>
+              <w:top w:type="dxa" w:w="60"/>
+              <w:left w:type="dxa" w:w="110"/>
+              <w:bottom w:type="dxa" w:w="60"/>
+              <w:right w:type="dxa" w:w="110"/>
+            </w:tcMar>
+            <w:vAlign w:val="center"/>
+          </w:tcPr>
+          <w:p>
+            <w:r>
+              <w:rPr>
+                <w:rFonts w:ascii="Roboto" w:cs="Roboto" w:eastAsia="Roboto" w:hAnsi="Roboto"/>
+                <w:color w:val="1A1A1A"/>
+                <w:sz w:val="20"/>
+                <w:szCs w:val="20"/>
+              </w:rPr>
+              <w:t xml:space="preserve">[ ]</w:t>
+            </w:r>
+          </w:p>
+        </w:tc>
+        <w:tc>
+          <w:tcPr>
+            <w:tcMar>
+              <w:top w:type="dxa" w:w="60"/>
+              <w:left w:type="dxa" w:w="110"/>
+              <w:bottom w:type="dxa" w:w="60"/>
+              <w:right w:type="dxa" w:w="110"/>
+            </w:tcMar>
+            <w:vAlign w:val="center"/>
+          </w:tcPr>
+          <w:p>
+            <w:pPr>
+              <w:jc w:val="center"/>
+            </w:pPr>
+            <w:r>
+              <w:rPr>
+                <w:rFonts w:ascii="Roboto" w:cs="Roboto" w:eastAsia="Roboto" w:hAnsi="Roboto"/>
+                <w:color w:val="1A1A1A"/>
+                <w:sz w:val="20"/>
+                <w:szCs w:val="20"/>
+              </w:rPr>
+              <w:t xml:space="preserve">[ ]</w:t>
+            </w:r>
+          </w:p>
+        </w:tc>
+        <w:tc>
+          <w:tcPr>
+            <w:tcMar>
+              <w:top w:type="dxa" w:w="60"/>
+              <w:left w:type="dxa" w:w="110"/>
+              <w:bottom w:type="dxa" w:w="60"/>
+              <w:right w:type="dxa" w:w="110"/>
+            </w:tcMar>
+            <w:vAlign w:val="center"/>
+          </w:tcPr>
+          <w:p>
+            <w:pPr>
+              <w:jc w:val="center"/>
+            </w:pPr>
+            <w:r>
+              <w:rPr>
+                <w:rFonts w:ascii="Roboto" w:cs="Roboto" w:eastAsia="Roboto" w:hAnsi="Roboto"/>
+                <w:color w:val="1A1A1A"/>
+                <w:sz w:val="20"/>
+                <w:szCs w:val="20"/>
+              </w:rPr>
+              <w:t xml:space="preserve">[ ]</w:t>
+            </w:r>
+          </w:p>
+        </w:tc>
+      </w:tr>
+      <w:tr>
+        <w:tc>
+          <w:tcPr>
+            <w:shd w:fill="F5F7FA" w:val="clear"/>
+            <w:tcMar>
+              <w:top w:type="dxa" w:w="60"/>
+              <w:left w:type="dxa" w:w="110"/>
+              <w:bottom w:type="dxa" w:w="60"/>
+              <w:right w:type="dxa" w:w="110"/>
+            </w:tcMar>
+            <w:vAlign w:val="center"/>
+          </w:tcPr>
+          <w:p>
+            <w:r>
+              <w:rPr>
+                <w:rFonts w:ascii="Roboto" w:cs="Roboto" w:eastAsia="Roboto" w:hAnsi="Roboto"/>
+                <w:color w:val="1A1A1A"/>
+                <w:sz w:val="20"/>
+                <w:szCs w:val="20"/>
+              </w:rPr>
+              <w:t xml:space="preserve">[ ]</w:t>
+            </w:r>
+            <w:r>
+              <w:br/>
+            </w:r>
+            <w:r>
+              <w:rPr>
+                <w:rFonts w:ascii="Roboto" w:cs="Roboto" w:eastAsia="Roboto" w:hAnsi="Roboto"/>
+                <w:color w:val="1A1A1A"/>
+                <w:sz w:val="20"/>
+                <w:szCs w:val="20"/>
+              </w:rPr>
+              <w:t xml:space="preserve"/>
+            </w:r>
+          </w:p>
+        </w:tc>
+        <w:tc>
+          <w:tcPr>
+            <w:tcMar>
+              <w:top w:type="dxa" w:w="60"/>
+              <w:left w:type="dxa" w:w="110"/>
+              <w:bottom w:type="dxa" w:w="60"/>
+              <w:right w:type="dxa" w:w="110"/>
+            </w:tcMar>
+            <w:vAlign w:val="center"/>
+          </w:tcPr>
+          <w:p>
+            <w:r>
+              <w:rPr>
+                <w:rFonts w:ascii="Roboto" w:cs="Roboto" w:eastAsia="Roboto" w:hAnsi="Roboto"/>
+                <w:color w:val="1A1A1A"/>
+                <w:sz w:val="20"/>
+                <w:szCs w:val="20"/>
+              </w:rPr>
+              <w:t xml:space="preserve">[ ]</w:t>
+            </w:r>
+          </w:p>
+        </w:tc>
+        <w:tc>
+          <w:tcPr>
+            <w:tcMar>
+              <w:top w:type="dxa" w:w="60"/>
+              <w:left w:type="dxa" w:w="110"/>
+              <w:bottom w:type="dxa" w:w="60"/>
+              <w:right w:type="dxa" w:w="110"/>
+            </w:tcMar>
+            <w:vAlign w:val="center"/>
+          </w:tcPr>
+          <w:p>
+            <w:pPr>
+              <w:jc w:val="center"/>
+            </w:pPr>
+            <w:r>
+              <w:rPr>
+                <w:rFonts w:ascii="Roboto" w:cs="Roboto" w:eastAsia="Roboto" w:hAnsi="Roboto"/>
+                <w:color w:val="1A1A1A"/>
+                <w:sz w:val="20"/>
+                <w:szCs w:val="20"/>
+              </w:rPr>
+              <w:t xml:space="preserve">[ ]</w:t>
+            </w:r>
+          </w:p>
+        </w:tc>
+        <w:tc>
+          <w:tcPr>
+            <w:tcMar>
+              <w:top w:type="dxa" w:w="60"/>
+              <w:left w:type="dxa" w:w="110"/>
+              <w:bottom w:type="dxa" w:w="60"/>
+              <w:right w:type="dxa" w:w="110"/>
+            </w:tcMar>
+            <w:vAlign w:val="center"/>
+          </w:tcPr>
+          <w:p>
+            <w:pPr>
+              <w:jc w:val="center"/>
+            </w:pPr>
+            <w:r>
+              <w:rPr>
+                <w:rFonts w:ascii="Roboto" w:cs="Roboto" w:eastAsia="Roboto" w:hAnsi="Roboto"/>
+                <w:color w:val="1A1A1A"/>
+                <w:sz w:val="20"/>
+                <w:szCs w:val="20"/>
+              </w:rPr>
+              <w:t xml:space="preserve">[ ]</w:t>
+            </w:r>
+          </w:p>
+        </w:tc>
+      </w:tr>
+      <w:tr>
+        <w:tc>
+          <w:tcPr>
+            <w:shd w:fill="F5F7FA" w:val="clear"/>
+            <w:tcMar>
+              <w:top w:type="dxa" w:w="60"/>
+              <w:left w:type="dxa" w:w="110"/>
+              <w:bottom w:type="dxa" w:w="60"/>
+              <w:right w:type="dxa" w:w="110"/>
+            </w:tcMar>
+            <w:vAlign w:val="center"/>
+          </w:tcPr>
+          <w:p>
+            <w:r>
+              <w:rPr>
+                <w:rFonts w:ascii="Roboto" w:cs="Roboto" w:eastAsia="Roboto" w:hAnsi="Roboto"/>
+                <w:color w:val="1A1A1A"/>
+                <w:sz w:val="20"/>
+                <w:szCs w:val="20"/>
+              </w:rPr>
+              <w:t xml:space="preserve">[ ]</w:t>
+            </w:r>
+            <w:r>
+              <w:br/>
+            </w:r>
+            <w:r>
+              <w:rPr>
+                <w:rFonts w:ascii="Roboto" w:cs="Roboto" w:eastAsia="Roboto" w:hAnsi="Roboto"/>
+                <w:color w:val="1A1A1A"/>
+                <w:sz w:val="20"/>
+                <w:szCs w:val="20"/>
+              </w:rPr>
+              <w:t xml:space="preserve"/>
+            </w:r>
+          </w:p>
+        </w:tc>
+        <w:tc>
+          <w:tcPr>
+            <w:tcMar>
+              <w:top w:type="dxa" w:w="60"/>
+              <w:left w:type="dxa" w:w="110"/>
+              <w:bottom w:type="dxa" w:w="60"/>
+              <w:right w:type="dxa" w:w="110"/>
+            </w:tcMar>
+            <w:vAlign w:val="center"/>
+          </w:tcPr>
+          <w:p>
+            <w:r>
+              <w:rPr>
+                <w:rFonts w:ascii="Roboto" w:cs="Roboto" w:eastAsia="Roboto" w:hAnsi="Roboto"/>
+                <w:color w:val="1A1A1A"/>
+                <w:sz w:val="20"/>
+                <w:szCs w:val="20"/>
+              </w:rPr>
+              <w:t xml:space="preserve">[ ]</w:t>
+            </w:r>
+          </w:p>
+        </w:tc>
+        <w:tc>
+          <w:tcPr>
+            <w:tcMar>
+              <w:top w:type="dxa" w:w="60"/>
+              <w:left w:type="dxa" w:w="110"/>
+              <w:bottom w:type="dxa" w:w="60"/>
+              <w:right w:type="dxa" w:w="110"/>
+            </w:tcMar>
+            <w:vAlign w:val="center"/>
+          </w:tcPr>
+          <w:p>
+            <w:pPr>
+              <w:jc w:val="center"/>
+            </w:pPr>
+            <w:r>
+              <w:rPr>
+                <w:rFonts w:ascii="Roboto" w:cs="Roboto" w:eastAsia="Roboto" w:hAnsi="Roboto"/>
+                <w:color w:val="1A1A1A"/>
+                <w:sz w:val="20"/>
+                <w:szCs w:val="20"/>
+              </w:rPr>
+              <w:t xml:space="preserve">[ ]</w:t>
+            </w:r>
+          </w:p>
+        </w:tc>
+        <w:tc>
+          <w:tcPr>
+            <w:tcMar>
+              <w:top w:type="dxa" w:w="60"/>
+              <w:left w:type="dxa" w:w="110"/>
+              <w:bottom w:type="dxa" w:w="60"/>
+              <w:right w:type="dxa" w:w="110"/>
+            </w:tcMar>
+            <w:vAlign w:val="center"/>
+          </w:tcPr>
+          <w:p>
+            <w:pPr>
+              <w:jc w:val="center"/>
+            </w:pPr>
+            <w:r>
+              <w:rPr>
+                <w:rFonts w:ascii="Roboto" w:cs="Roboto" w:eastAsia="Roboto" w:hAnsi="Roboto"/>
+                <w:color w:val="1A1A1A"/>
+                <w:sz w:val="20"/>
+                <w:szCs w:val="20"/>
+              </w:rPr>
+              <w:t xml:space="preserve">[ ]</w:t>
+            </w:r>
+          </w:p>
+        </w:tc>
+      </w:tr>
+      <w:tr>
+        <w:tc>
+          <w:tcPr>
+            <w:shd w:fill="F5F7FA" w:val="clear"/>
+            <w:tcMar>
+              <w:top w:type="dxa" w:w="60"/>
+              <w:left w:type="dxa" w:w="110"/>
+              <w:bottom w:type="dxa" w:w="60"/>
+              <w:right w:type="dxa" w:w="110"/>
+            </w:tcMar>
+            <w:vAlign w:val="center"/>
+          </w:tcPr>
+          <w:p>
+            <w:r>
+              <w:rPr>
+                <w:rFonts w:ascii="Roboto" w:cs="Roboto" w:eastAsia="Roboto" w:hAnsi="Roboto"/>
+                <w:color w:val="1A1A1A"/>
+                <w:sz w:val="20"/>
+                <w:szCs w:val="20"/>
+              </w:rPr>
+              <w:t xml:space="preserve">[ ]</w:t>
+            </w:r>
+            <w:r>
+              <w:br/>
+            </w:r>
+            <w:r>
+              <w:rPr>
+                <w:rFonts w:ascii="Roboto" w:cs="Roboto" w:eastAsia="Roboto" w:hAnsi="Roboto"/>
+                <w:color w:val="1A1A1A"/>
+                <w:sz w:val="20"/>
+                <w:szCs w:val="20"/>
+              </w:rPr>
+              <w:t xml:space="preserve"/>
+            </w:r>
+          </w:p>
+        </w:tc>
+        <w:tc>
+          <w:tcPr>
+            <w:tcMar>
+              <w:top w:type="dxa" w:w="60"/>
+              <w:left w:type="dxa" w:w="110"/>
+              <w:bottom w:type="dxa" w:w="60"/>
+              <w:right w:type="dxa" w:w="110"/>
+            </w:tcMar>
+            <w:vAlign w:val="center"/>
+          </w:tcPr>
+          <w:p>
+            <w:r>
+              <w:rPr>
+                <w:rFonts w:ascii="Roboto" w:cs="Roboto" w:eastAsia="Roboto" w:hAnsi="Roboto"/>
+                <w:color w:val="1A1A1A"/>
+                <w:sz w:val="20"/>
+                <w:szCs w:val="20"/>
+              </w:rPr>
+              <w:t xml:space="preserve">[ ]</w:t>
+            </w:r>
+          </w:p>
+        </w:tc>
+        <w:tc>
+          <w:tcPr>
+            <w:tcMar>
+              <w:top w:type="dxa" w:w="60"/>
+              <w:left w:type="dxa" w:w="110"/>
+              <w:bottom w:type="dxa" w:w="60"/>
+              <w:right w:type="dxa" w:w="110"/>
+            </w:tcMar>
+            <w:vAlign w:val="center"/>
+          </w:tcPr>
+          <w:p>
+            <w:pPr>
+              <w:jc w:val="center"/>
+            </w:pPr>
+            <w:r>
+              <w:rPr>
+                <w:rFonts w:ascii="Roboto" w:cs="Roboto" w:eastAsia="Roboto" w:hAnsi="Roboto"/>
+                <w:color w:val="1A1A1A"/>
+                <w:sz w:val="20"/>
+                <w:szCs w:val="20"/>
+              </w:rPr>
+              <w:t xml:space="preserve">[ ]</w:t>
+            </w:r>
+          </w:p>
+        </w:tc>
+        <w:tc>
+          <w:tcPr>
+            <w:tcMar>
+              <w:top w:type="dxa" w:w="60"/>
+              <w:left w:type="dxa" w:w="110"/>
+              <w:bottom w:type="dxa" w:w="60"/>
+              <w:right w:type="dxa" w:w="110"/>
+            </w:tcMar>
+            <w:vAlign w:val="center"/>
+          </w:tcPr>
+          <w:p>
+            <w:pPr>
+              <w:jc w:val="center"/>
+            </w:pPr>
+            <w:r>
+              <w:rPr>
+                <w:rFonts w:ascii="Roboto" w:cs="Roboto" w:eastAsia="Roboto" w:hAnsi="Roboto"/>
+                <w:color w:val="1A1A1A"/>
+                <w:sz w:val="20"/>
+                <w:szCs w:val="20"/>
+              </w:rPr>
+              <w:t xml:space="preserve">[ ]</w:t>
+            </w:r>
+          </w:p>
+        </w:tc>
+      </w:tr>
+      <w:tr>
+        <w:tc>
+          <w:tcPr>
+            <w:shd w:fill="F5F7FA" w:val="clear"/>
+            <w:tcMar>
+              <w:top w:type="dxa" w:w="60"/>
+              <w:left w:type="dxa" w:w="110"/>
+              <w:bottom w:type="dxa" w:w="60"/>
+              <w:right w:type="dxa" w:w="110"/>
+            </w:tcMar>
+            <w:vAlign w:val="center"/>
+          </w:tcPr>
+          <w:p>
+            <w:r>
+              <w:rPr>
+                <w:rFonts w:ascii="Roboto" w:cs="Roboto" w:eastAsia="Roboto" w:hAnsi="Roboto"/>
+                <w:color w:val="1A1A1A"/>
+                <w:sz w:val="20"/>
+                <w:szCs w:val="20"/>
+              </w:rPr>
+              <w:t xml:space="preserve">[ ]</w:t>
+            </w:r>
+            <w:r>
+              <w:br/>
+            </w:r>
+            <w:r>
+              <w:rPr>
+                <w:rFonts w:ascii="Roboto" w:cs="Roboto" w:eastAsia="Roboto" w:hAnsi="Roboto"/>
+                <w:color w:val="1A1A1A"/>
+                <w:sz w:val="20"/>
+                <w:szCs w:val="20"/>
+              </w:rPr>
+              <w:t xml:space="preserve"/>
+            </w:r>
+          </w:p>
+        </w:tc>
+        <w:tc>
+          <w:tcPr>
+            <w:tcMar>
+              <w:top w:type="dxa" w:w="60"/>
+              <w:left w:type="dxa" w:w="110"/>
+              <w:bottom w:type="dxa" w:w="60"/>
+              <w:right w:type="dxa" w:w="110"/>
+            </w:tcMar>
+            <w:vAlign w:val="center"/>
+          </w:tcPr>
+          <w:p>
+            <w:r>
+              <w:rPr>
+                <w:rFonts w:ascii="Roboto" w:cs="Roboto" w:eastAsia="Roboto" w:hAnsi="Roboto"/>
+                <w:color w:val="1A1A1A"/>
+                <w:sz w:val="20"/>
+                <w:szCs w:val="20"/>
+              </w:rPr>
+              <w:t xml:space="preserve">[ ]</w:t>
+            </w:r>
+          </w:p>
+        </w:tc>
+        <w:tc>
+          <w:tcPr>
+            <w:tcMar>
+              <w:top w:type="dxa" w:w="60"/>
+              <w:left w:type="dxa" w:w="110"/>
+              <w:bottom w:type="dxa" w:w="60"/>
+              <w:right w:type="dxa" w:w="110"/>
+            </w:tcMar>
+            <w:vAlign w:val="center"/>
+          </w:tcPr>
+          <w:p>
+            <w:pPr>
+              <w:jc w:val="center"/>
+            </w:pPr>
+            <w:r>
+              <w:rPr>
+                <w:rFonts w:ascii="Roboto" w:cs="Roboto" w:eastAsia="Roboto" w:hAnsi="Roboto"/>
+                <w:color w:val="1A1A1A"/>
+                <w:sz w:val="20"/>
+                <w:szCs w:val="20"/>
+              </w:rPr>
+              <w:t xml:space="preserve">[ ]</w:t>
+            </w:r>
+          </w:p>
+        </w:tc>
+        <w:tc>
+          <w:tcPr>
+            <w:tcMar>
+              <w:top w:type="dxa" w:w="60"/>
+              <w:left w:type="dxa" w:w="110"/>
+              <w:bottom w:type="dxa" w:w="60"/>
+              <w:right w:type="dxa" w:w="110"/>
+            </w:tcMar>
+            <w:vAlign w:val="center"/>
+          </w:tcPr>
+          <w:p>
+            <w:pPr>
+              <w:jc w:val="center"/>
+            </w:pPr>
+            <w:r>
+              <w:rPr>
+                <w:rFonts w:ascii="Roboto" w:cs="Roboto" w:eastAsia="Roboto" w:hAnsi="Roboto"/>
+                <w:color w:val="1A1A1A"/>
+                <w:sz w:val="20"/>
+                <w:szCs w:val="20"/>
+              </w:rPr>
+              <w:t xml:space="preserve">[ ]</w:t>
+            </w:r>
+          </w:p>
+        </w:tc>
+      </w:tr>
+      <w:tr>
+        <w:tc>
+          <w:tcPr>
+            <w:shd w:fill="F5F7FA" w:val="clear"/>
+            <w:tcMar>
+              <w:top w:type="dxa" w:w="60"/>
+              <w:left w:type="dxa" w:w="110"/>
+              <w:bottom w:type="dxa" w:w="60"/>
+              <w:right w:type="dxa" w:w="110"/>
+            </w:tcMar>
+            <w:vAlign w:val="center"/>
+          </w:tcPr>
+          <w:p>
+            <w:r>
+              <w:rPr>
+                <w:rFonts w:ascii="Roboto" w:cs="Roboto" w:eastAsia="Roboto" w:hAnsi="Roboto"/>
+                <w:color w:val="1A1A1A"/>
+                <w:sz w:val="20"/>
+                <w:szCs w:val="20"/>
+              </w:rPr>
+              <w:t xml:space="preserve">[ ]</w:t>
+            </w:r>
+            <w:r>
+              <w:br/>
+            </w:r>
+            <w:r>
+              <w:rPr>
+                <w:rFonts w:ascii="Roboto" w:cs="Roboto" w:eastAsia="Roboto" w:hAnsi="Roboto"/>
+                <w:color w:val="1A1A1A"/>
+                <w:sz w:val="20"/>
+                <w:szCs w:val="20"/>
+              </w:rPr>
+              <w:t xml:space="preserve"/>
+            </w:r>
+          </w:p>
+        </w:tc>
+        <w:tc>
+          <w:tcPr>
+            <w:tcMar>
+              <w:top w:type="dxa" w:w="60"/>
+              <w:left w:type="dxa" w:w="110"/>
+              <w:bottom w:type="dxa" w:w="60"/>
+              <w:right w:type="dxa" w:w="110"/>
+            </w:tcMar>
+            <w:vAlign w:val="center"/>
+          </w:tcPr>
+          <w:p>
+            <w:r>
+              <w:rPr>
+                <w:rFonts w:ascii="Roboto" w:cs="Roboto" w:eastAsia="Roboto" w:hAnsi="Roboto"/>
+                <w:color w:val="1A1A1A"/>
+                <w:sz w:val="20"/>
+                <w:szCs w:val="20"/>
+              </w:rPr>
+              <w:t xml:space="preserve">[ ]</w:t>
+            </w:r>
+          </w:p>
+        </w:tc>
+        <w:tc>
+          <w:tcPr>
+            <w:tcMar>
+              <w:top w:type="dxa" w:w="60"/>
+              <w:left w:type="dxa" w:w="110"/>
+              <w:bottom w:type="dxa" w:w="60"/>
+              <w:right w:type="dxa" w:w="110"/>
+            </w:tcMar>
+            <w:vAlign w:val="center"/>
+          </w:tcPr>
+          <w:p>
+            <w:pPr>
+              <w:jc w:val="center"/>
+            </w:pPr>
+            <w:r>
+              <w:rPr>
+                <w:rFonts w:ascii="Roboto" w:cs="Roboto" w:eastAsia="Roboto" w:hAnsi="Roboto"/>
+                <w:color w:val="1A1A1A"/>
+                <w:sz w:val="20"/>
+                <w:szCs w:val="20"/>
+              </w:rPr>
+              <w:t xml:space="preserve">[ ]</w:t>
+            </w:r>
+          </w:p>
+        </w:tc>
+        <w:tc>
+          <w:tcPr>
+            <w:tcMar>
+              <w:top w:type="dxa" w:w="60"/>
+              <w:left w:type="dxa" w:w="110"/>
+              <w:bottom w:type="dxa" w:w="60"/>
+              <w:right w:type="dxa" w:w="110"/>
+            </w:tcMar>
+            <w:vAlign w:val="center"/>
+          </w:tcPr>
+          <w:p>
+            <w:pPr>
+              <w:jc w:val="center"/>
+            </w:pPr>
+            <w:r>
+              <w:rPr>
+                <w:rFonts w:ascii="Roboto" w:cs="Roboto" w:eastAsia="Roboto" w:hAnsi="Roboto"/>
+                <w:color w:val="1A1A1A"/>
+                <w:sz w:val="20"/>
+                <w:szCs w:val="20"/>
+              </w:rPr>
+              <w:t xml:space="preserve">[ ]</w:t>
+            </w:r>
+          </w:p>
+        </w:tc>
+      </w:tr>
+      <w:tr>
+        <w:tc>
+          <w:tcPr>
             <w:gridSpan w:val="2"/>
             <w:shd w:fill="1F4E79" w:val="clear"/>
             <w:tcMar>
@@ -1174,7 +2264,9 @@
             <w:r>
               <w:rPr>
                 <w:rFonts w:ascii="Roboto" w:cs="Roboto" w:eastAsia="Roboto" w:hAnsi="Roboto"/>
-                <w:color w:val="1A1A1A"/>
+                <w:b/>
+                <w:bCs/>
+                <w:color w:val="FFFFFF"/>
                 <w:sz w:val="20"/>
                 <w:szCs w:val="20"/>
               </w:rPr>
@@ -1240,6 +2332,22 @@
         </w:tc>
       </w:tr>
     </w:tbl>
+    <w:p>
+      <w:pPr>
+        <w:spacing w:after="200" w:before="60"/>
+      </w:pPr>
+      <w:r>
+        <w:rPr>
+          <w:rFonts w:ascii="Roboto" w:cs="Roboto" w:eastAsia="Roboto" w:hAnsi="Roboto"/>
+          <w:i/>
+          <w:iCs/>
+          <w:color w:val="595959"/>
+          <w:sz w:val="20"/>
+          <w:szCs w:val="20"/>
+        </w:rPr>
+        <w:t xml:space="preserve">Log one line per work session, not one per unit. Need more rows? Right-click inside the last row and choose Insert → Insert Rows Below — same on Windows and Mac. Delete any rows you do not use.</w:t>
+      </w:r>
+    </w:p>
     <w:p>
       <w:pPr>
         <w:spacing w:after="120"/>
@@ -3481,199 +4589,28 @@
           <w:sz w:val="20"/>
           <w:szCs w:val="20"/>
         </w:rPr>
-        <w:t xml:space="preserve">Minimum 10 references, properly formatted. CVE entries, vendor advisories, NIST publications, and tool documentation all count. Format consistently (APA is fine).</w:t>
-      </w:r>
-    </w:p>
-    <w:p>
-      <w:pPr>
-        <w:pStyle w:val="ListParagraph"/>
-        <w:numPr>
-          <w:ilvl w:val="0"/>
-          <w:numId w:val="3"/>
-        </w:numPr>
-        <w:spacing w:after="80"/>
-      </w:pPr>
-      <w:r>
-        <w:rPr>
-          <w:rFonts w:ascii="Roboto" w:cs="Roboto" w:eastAsia="Roboto" w:hAnsi="Roboto"/>
-          <w:color w:val="1A1A1A"/>
-          <w:sz w:val="22"/>
-          <w:szCs w:val="22"/>
-        </w:rPr>
-        <w:t xml:space="preserve">[Reference 1]</w:t>
-      </w:r>
-    </w:p>
-    <w:p>
-      <w:pPr>
-        <w:pStyle w:val="ListParagraph"/>
-        <w:numPr>
-          <w:ilvl w:val="0"/>
-          <w:numId w:val="3"/>
-        </w:numPr>
-        <w:spacing w:after="80"/>
-      </w:pPr>
-      <w:r>
-        <w:rPr>
-          <w:rFonts w:ascii="Roboto" w:cs="Roboto" w:eastAsia="Roboto" w:hAnsi="Roboto"/>
-          <w:color w:val="1A1A1A"/>
-          <w:sz w:val="22"/>
-          <w:szCs w:val="22"/>
-        </w:rPr>
-        <w:t xml:space="preserve">[Reference 2]</w:t>
-      </w:r>
-    </w:p>
-    <w:p>
-      <w:pPr>
-        <w:pStyle w:val="ListParagraph"/>
-        <w:numPr>
-          <w:ilvl w:val="0"/>
-          <w:numId w:val="3"/>
-        </w:numPr>
-        <w:spacing w:after="80"/>
-      </w:pPr>
-      <w:r>
-        <w:rPr>
-          <w:rFonts w:ascii="Roboto" w:cs="Roboto" w:eastAsia="Roboto" w:hAnsi="Roboto"/>
-          <w:color w:val="1A1A1A"/>
-          <w:sz w:val="22"/>
-          <w:szCs w:val="22"/>
-        </w:rPr>
-        <w:t xml:space="preserve">[Reference 3]</w:t>
-      </w:r>
-    </w:p>
-    <w:p>
-      <w:pPr>
-        <w:pStyle w:val="ListParagraph"/>
-        <w:numPr>
-          <w:ilvl w:val="0"/>
-          <w:numId w:val="3"/>
-        </w:numPr>
-        <w:spacing w:after="80"/>
-      </w:pPr>
-      <w:r>
-        <w:rPr>
-          <w:rFonts w:ascii="Roboto" w:cs="Roboto" w:eastAsia="Roboto" w:hAnsi="Roboto"/>
-          <w:color w:val="1A1A1A"/>
-          <w:sz w:val="22"/>
-          <w:szCs w:val="22"/>
-        </w:rPr>
-        <w:t xml:space="preserve">[Reference 4]</w:t>
-      </w:r>
-    </w:p>
-    <w:p>
-      <w:pPr>
-        <w:pStyle w:val="ListParagraph"/>
-        <w:numPr>
-          <w:ilvl w:val="0"/>
-          <w:numId w:val="3"/>
-        </w:numPr>
-        <w:spacing w:after="80"/>
-      </w:pPr>
-      <w:r>
-        <w:rPr>
-          <w:rFonts w:ascii="Roboto" w:cs="Roboto" w:eastAsia="Roboto" w:hAnsi="Roboto"/>
-          <w:color w:val="1A1A1A"/>
-          <w:sz w:val="22"/>
-          <w:szCs w:val="22"/>
-        </w:rPr>
-        <w:t xml:space="preserve">[Reference 5]</w:t>
-      </w:r>
-    </w:p>
-    <w:p>
-      <w:pPr>
-        <w:pStyle w:val="ListParagraph"/>
-        <w:numPr>
-          <w:ilvl w:val="0"/>
-          <w:numId w:val="3"/>
-        </w:numPr>
-        <w:spacing w:after="80"/>
-      </w:pPr>
-      <w:r>
-        <w:rPr>
-          <w:rFonts w:ascii="Roboto" w:cs="Roboto" w:eastAsia="Roboto" w:hAnsi="Roboto"/>
-          <w:color w:val="1A1A1A"/>
-          <w:sz w:val="22"/>
-          <w:szCs w:val="22"/>
-        </w:rPr>
-        <w:t xml:space="preserve">[Reference 6]</w:t>
-      </w:r>
-    </w:p>
-    <w:p>
-      <w:pPr>
-        <w:pStyle w:val="ListParagraph"/>
-        <w:numPr>
-          <w:ilvl w:val="0"/>
-          <w:numId w:val="3"/>
-        </w:numPr>
-        <w:spacing w:after="80"/>
-      </w:pPr>
-      <w:r>
-        <w:rPr>
-          <w:rFonts w:ascii="Roboto" w:cs="Roboto" w:eastAsia="Roboto" w:hAnsi="Roboto"/>
-          <w:color w:val="1A1A1A"/>
-          <w:sz w:val="22"/>
-          <w:szCs w:val="22"/>
-        </w:rPr>
-        <w:t xml:space="preserve">[Reference 7]</w:t>
-      </w:r>
-    </w:p>
-    <w:p>
-      <w:pPr>
-        <w:pStyle w:val="ListParagraph"/>
-        <w:numPr>
-          <w:ilvl w:val="0"/>
-          <w:numId w:val="3"/>
-        </w:numPr>
-        <w:spacing w:after="80"/>
-      </w:pPr>
-      <w:r>
-        <w:rPr>
-          <w:rFonts w:ascii="Roboto" w:cs="Roboto" w:eastAsia="Roboto" w:hAnsi="Roboto"/>
-          <w:color w:val="1A1A1A"/>
-          <w:sz w:val="22"/>
-          <w:szCs w:val="22"/>
-        </w:rPr>
-        <w:t xml:space="preserve">[Reference 8]</w:t>
-      </w:r>
-    </w:p>
-    <w:p>
-      <w:pPr>
-        <w:pStyle w:val="ListParagraph"/>
-        <w:numPr>
-          <w:ilvl w:val="0"/>
-          <w:numId w:val="3"/>
-        </w:numPr>
-        <w:spacing w:after="80"/>
-      </w:pPr>
-      <w:r>
-        <w:rPr>
-          <w:rFonts w:ascii="Roboto" w:cs="Roboto" w:eastAsia="Roboto" w:hAnsi="Roboto"/>
-          <w:color w:val="1A1A1A"/>
-          <w:sz w:val="22"/>
-          <w:szCs w:val="22"/>
-        </w:rPr>
-        <w:t xml:space="preserve">[Reference 9]</w:t>
-      </w:r>
-    </w:p>
-    <w:p>
-      <w:pPr>
-        <w:pStyle w:val="ListParagraph"/>
-        <w:numPr>
-          <w:ilvl w:val="0"/>
-          <w:numId w:val="3"/>
-        </w:numPr>
-        <w:spacing w:after="80"/>
-      </w:pPr>
-      <w:r>
-        <w:rPr>
-          <w:rFonts w:ascii="Roboto" w:cs="Roboto" w:eastAsia="Roboto" w:hAnsi="Roboto"/>
-          <w:color w:val="1A1A1A"/>
-          <w:sz w:val="22"/>
-          <w:szCs w:val="22"/>
-        </w:rPr>
-        <w:t xml:space="preserve">[Reference 10]</w:t>
-      </w:r>
-    </w:p>
+        <w:t xml:space="preserve">Minimum 10 sources, each cited at least once in the body. Add every source with References → Insert Citation → Add New Source (tick “Show All Bibliography Fields” so you can enter the URL), then build this list with References → Bibliography. The style is already set to APA. Do not type entries by hand. The course textbook does not count.</w:t>
+      </w:r>
+    </w:p>
+    <w:sdt>
+      <w:sdtPr>
+        <w:alias w:val="Bibliography"/>
+      </w:sdtPr>
+      <w:sdtContent>
+        <w:p>
+          <w:r>
+            <w:fldChar w:fldCharType="begin" w:dirty="true"/>
+            <w:instrText xml:space="preserve">BIBLIOGRAPHY \l 1033 </w:instrText>
+            <w:fldChar w:fldCharType="separate"/>
+          </w:r>
+        </w:p>
+        <w:p>
+          <w:r>
+            <w:fldChar w:fldCharType="end"/>
+          </w:r>
+        </w:p>
+      </w:sdtContent>
+    </w:sdt>
     <w:sectPr>
       <w:headerReference w:type="default" r:id="rId7"/>
       <w:footerReference w:type="default" r:id="rId8"/>
@@ -4221,4 +5158,16 @@
     </w:rPr>
   </w:style>
 </w:styles>
+</file>
+
+<file path=customXml/item1.xml><?xml version="1.0" encoding="utf-8"?>
+<b:Sources xmlns:b="http://schemas.openxmlformats.org/officeDocument/2006/bibliography" xmlns="http://schemas.openxmlformats.org/officeDocument/2006/bibliography" SelectedStyle="\APASixthEditionOfficeOnline.xsl" StyleName="APA"/>
+</file>
+
+<file path=customXml/itemProps1.xml><?xml version="1.0" encoding="utf-8"?>
+<ds:datastoreItem xmlns:ds="http://schemas.openxmlformats.org/officeDocument/2006/customXml" ds:itemID="{A1B2C3D4-3333-4E8B-9F03-2C0D5E7A9F33}">
+  <ds:schemaRefs>
+    <ds:schemaRef ds:uri="http://schemas.openxmlformats.org/officeDocument/2006/bibliography"/>
+  </ds:schemaRefs>
+</ds:datastoreItem>
 </file>
--- a/templates/EP_M3_GulfCoast.docx
+++ b/templates/EP_M3_GulfCoast.docx
@@ -2714,6 +2714,22 @@
     </w:p>
     <w:p>
       <w:pPr>
+        <w:spacing w:after="200" w:before="40"/>
+      </w:pPr>
+      <w:r>
+        <w:rPr>
+          <w:rFonts w:ascii="Roboto" w:cs="Roboto" w:eastAsia="Roboto" w:hAnsi="Roboto"/>
+          <w:i/>
+          <w:iCs/>
+          <w:color w:val="595959"/>
+          <w:sz w:val="20"/>
+          <w:szCs w:val="20"/>
+        </w:rPr>
+        <w:t xml:space="preserve">Insert the image itself, do not paste a link to it — Windows: Insert → Pictures → This Device. Mac: Insert → Pictures → Picture from File. Then click on the line below the image and run References → Insert Caption so Word numbers it for you. Never type “Figure 1” by hand.</w:t>
+      </w:r>
+    </w:p>
+    <w:p>
+      <w:pPr>
         <w:spacing w:after="120"/>
       </w:pPr>
       <w:r>
@@ -4556,6 +4572,22 @@
     </w:p>
     <w:p>
       <w:pPr>
+        <w:spacing w:after="200" w:before="40"/>
+      </w:pPr>
+      <w:r>
+        <w:rPr>
+          <w:rFonts w:ascii="Roboto" w:cs="Roboto" w:eastAsia="Roboto" w:hAnsi="Roboto"/>
+          <w:i/>
+          <w:iCs/>
+          <w:color w:val="595959"/>
+          <w:sz w:val="20"/>
+          <w:szCs w:val="20"/>
+        </w:rPr>
+        <w:t xml:space="preserve">Same here — Insert → Pictures, then References → Insert Caption on the line beneath each image. Numbering continues automatically from the figures earlier in the packet.</w:t>
+      </w:r>
+    </w:p>
+    <w:p>
+      <w:pPr>
         <w:pStyle w:val="Heading2"/>
         <w:spacing w:after="120" w:before="240"/>
       </w:pPr>
@@ -4589,7 +4621,7 @@
           <w:sz w:val="20"/>
           <w:szCs w:val="20"/>
         </w:rPr>
-        <w:t xml:space="preserve">Minimum 10 sources, each cited at least once in the body. Add every source with References → Insert Citation → Add New Source (tick “Show All Bibliography Fields” so you can enter the URL), then build this list with References → Bibliography. The style is already set to APA. Do not type entries by hand. The course textbook does not count.</w:t>
+        <w:t xml:space="preserve">Minimum 10 sources, each cited at least once in the body. Add every source with References → Insert Citation → Add New Source (tick “Show All Bibliography Fields” so you can enter the URL), then build this list with References → Bibliography. The style is already set to APA. Do not type entries by hand. The course textbook does not count toward your ten. You do not need to delete it if you have cited it — it still applies, it just does not count toward the ten.</w:t>
       </w:r>
     </w:p>
     <w:sdt>

--- a/templates/EP_M3_GulfCoast.docx
+++ b/templates/EP_M3_GulfCoast.docx
@@ -492,27 +492,6 @@
     </w:p>
     <w:p>
       <w:pPr>
-        <w:pBdr>
-          <w:left w:val="single" w:color="2E75B6" w:sz="18"/>
-        </w:pBdr>
-        <w:shd w:fill="F5F7FA" w:val="clear"/>
-        <w:spacing w:after="120" w:line="276"/>
-        <w:ind w:left="180"/>
-      </w:pPr>
-      <w:r>
-        <w:rPr>
-          <w:rFonts w:ascii="Roboto" w:cs="Roboto" w:eastAsia="Roboto" w:hAnsi="Roboto"/>
-          <w:i/>
-          <w:iCs/>
-          <w:color w:val="595959"/>
-          <w:sz w:val="20"/>
-          <w:szCs w:val="20"/>
-        </w:rPr>
-        <w:t xml:space="preserve">Set two things once, before you submit. Author — Windows: File → Info, the Author box on the right. Mac: File → Properties… → Summary. Word appends your abc123 to the existing author instead of replacing it; that is expected, leave it. The abc123 custom property — Windows: File → Info → Properties → Advanced Properties → Custom. Mac: File → Properties… → Custom. Your abc123 must match the kali-abc123 hostname visible in your screenshots; it is how we tie this packet to your VM. Then refresh every field — Windows: Ctrl+A then F9. Mac: ⌘A then F9. If F9 does nothing, your keyboard’s function keys are set to media controls — hold Fn as well, or use the Fn Lock key. This is common on laptops, Windows and Mac alike.</w:t>
-      </w:r>
-    </w:p>
-    <w:p>
-      <w:pPr>
         <w:sectPr>
           <w:pgSz w:w="12240" w:h="15840" w:orient="portrait"/>
           <w:pgMar w:top="1440" w:right="1440" w:bottom="1440" w:left="1440" w:header="708" w:footer="708" w:gutter="0"/>
@@ -544,9 +523,465 @@
       <w:sdtContent>
         <w:p>
           <w:r>
-            <w:fldChar w:fldCharType="begin" w:dirty="true"/>
+            <w:fldChar w:fldCharType="begin"/>
             <w:instrText xml:space="preserve">TOC \h \o "1-2"</w:instrText>
             <w:fldChar w:fldCharType="separate"/>
+          </w:r>
+        </w:p>
+        <w:p>
+          <w:pPr>
+            <w:tabs>
+              <w:tab w:val="right" w:leader="dot" w:pos="9360"/>
+            </w:tabs>
+            <w:spacing w:after="60"/>
+            <w:ind w:left="0"/>
+          </w:pPr>
+          <w:r>
+            <w:rPr>
+              <w:rFonts w:ascii="Roboto" w:cs="Roboto" w:eastAsia="Roboto" w:hAnsi="Roboto"/>
+              <w:b/>
+              <w:bCs/>
+              <w:color w:val="1A1A1A"/>
+              <w:sz w:val="22"/>
+              <w:szCs w:val="22"/>
+            </w:rPr>
+            <w:t xml:space="preserve">A. NEXUS Timesheet</w:t>
+          </w:r>
+          <w:r>
+            <w:rPr>
+              <w:rFonts w:ascii="Roboto" w:cs="Roboto" w:eastAsia="Roboto" w:hAnsi="Roboto"/>
+              <w:b/>
+              <w:bCs/>
+              <w:color w:val="1A1A1A"/>
+              <w:sz w:val="22"/>
+              <w:szCs w:val="22"/>
+            </w:rPr>
+            <w:tab/>
+            <w:t>3</w:t>
+          </w:r>
+        </w:p>
+        <w:p>
+          <w:pPr>
+            <w:tabs>
+              <w:tab w:val="right" w:leader="dot" w:pos="9360"/>
+            </w:tabs>
+            <w:spacing w:after="60"/>
+            <w:ind w:left="0"/>
+          </w:pPr>
+          <w:r>
+            <w:rPr>
+              <w:rFonts w:ascii="Roboto" w:cs="Roboto" w:eastAsia="Roboto" w:hAnsi="Roboto"/>
+              <w:b/>
+              <w:bCs/>
+              <w:color w:val="1A1A1A"/>
+              <w:sz w:val="22"/>
+              <w:szCs w:val="22"/>
+            </w:rPr>
+            <w:t xml:space="preserve">B. Internal Runbook</w:t>
+          </w:r>
+          <w:r>
+            <w:rPr>
+              <w:rFonts w:ascii="Roboto" w:cs="Roboto" w:eastAsia="Roboto" w:hAnsi="Roboto"/>
+              <w:b/>
+              <w:bCs/>
+              <w:color w:val="1A1A1A"/>
+              <w:sz w:val="22"/>
+              <w:szCs w:val="22"/>
+            </w:rPr>
+            <w:tab/>
+            <w:t>4</w:t>
+          </w:r>
+        </w:p>
+        <w:p>
+          <w:pPr>
+            <w:tabs>
+              <w:tab w:val="right" w:leader="dot" w:pos="9360"/>
+            </w:tabs>
+            <w:spacing w:after="60"/>
+            <w:ind w:left="0"/>
+          </w:pPr>
+          <w:r>
+            <w:rPr>
+              <w:rFonts w:ascii="Roboto" w:cs="Roboto" w:eastAsia="Roboto" w:hAnsi="Roboto"/>
+              <w:b/>
+              <w:bCs/>
+              <w:color w:val="1A1A1A"/>
+              <w:sz w:val="22"/>
+              <w:szCs w:val="22"/>
+            </w:rPr>
+            <w:t xml:space="preserve">C. Analyst Reflection</w:t>
+          </w:r>
+          <w:r>
+            <w:rPr>
+              <w:rFonts w:ascii="Roboto" w:cs="Roboto" w:eastAsia="Roboto" w:hAnsi="Roboto"/>
+              <w:b/>
+              <w:bCs/>
+              <w:color w:val="1A1A1A"/>
+              <w:sz w:val="22"/>
+              <w:szCs w:val="22"/>
+            </w:rPr>
+            <w:tab/>
+            <w:t>4</w:t>
+          </w:r>
+        </w:p>
+        <w:p>
+          <w:pPr>
+            <w:tabs>
+              <w:tab w:val="right" w:leader="dot" w:pos="9360"/>
+            </w:tabs>
+            <w:spacing w:after="40"/>
+            <w:ind w:left="240"/>
+          </w:pPr>
+          <w:r>
+            <w:rPr>
+              <w:rFonts w:ascii="Roboto" w:cs="Roboto" w:eastAsia="Roboto" w:hAnsi="Roboto"/>
+              <w:color w:val="1A1A1A"/>
+              <w:sz w:val="22"/>
+              <w:szCs w:val="22"/>
+            </w:rPr>
+            <w:t xml:space="preserve">1. Timesheet Self-Audit</w:t>
+          </w:r>
+          <w:r>
+            <w:rPr>
+              <w:rFonts w:ascii="Roboto" w:cs="Roboto" w:eastAsia="Roboto" w:hAnsi="Roboto"/>
+              <w:color w:val="1A1A1A"/>
+              <w:sz w:val="22"/>
+              <w:szCs w:val="22"/>
+            </w:rPr>
+            <w:tab/>
+            <w:t>4</w:t>
+          </w:r>
+        </w:p>
+        <w:p>
+          <w:pPr>
+            <w:tabs>
+              <w:tab w:val="right" w:leader="dot" w:pos="9360"/>
+            </w:tabs>
+            <w:spacing w:after="40"/>
+            <w:ind w:left="240"/>
+          </w:pPr>
+          <w:r>
+            <w:rPr>
+              <w:rFonts w:ascii="Roboto" w:cs="Roboto" w:eastAsia="Roboto" w:hAnsi="Roboto"/>
+              <w:color w:val="1A1A1A"/>
+              <w:sz w:val="22"/>
+              <w:szCs w:val="22"/>
+            </w:rPr>
+            <w:t xml:space="preserve">2. Professional Reflection</w:t>
+          </w:r>
+          <w:r>
+            <w:rPr>
+              <w:rFonts w:ascii="Roboto" w:cs="Roboto" w:eastAsia="Roboto" w:hAnsi="Roboto"/>
+              <w:color w:val="1A1A1A"/>
+              <w:sz w:val="22"/>
+              <w:szCs w:val="22"/>
+            </w:rPr>
+            <w:tab/>
+            <w:t>4</w:t>
+          </w:r>
+        </w:p>
+        <w:p>
+          <w:pPr>
+            <w:tabs>
+              <w:tab w:val="right" w:leader="dot" w:pos="9360"/>
+            </w:tabs>
+            <w:spacing w:after="40"/>
+            <w:ind w:left="240"/>
+          </w:pPr>
+          <w:r>
+            <w:rPr>
+              <w:rFonts w:ascii="Roboto" w:cs="Roboto" w:eastAsia="Roboto" w:hAnsi="Roboto"/>
+              <w:color w:val="1A1A1A"/>
+              <w:sz w:val="22"/>
+              <w:szCs w:val="22"/>
+            </w:rPr>
+            <w:t xml:space="preserve">3. AI Methodology Reflection</w:t>
+          </w:r>
+          <w:r>
+            <w:rPr>
+              <w:rFonts w:ascii="Roboto" w:cs="Roboto" w:eastAsia="Roboto" w:hAnsi="Roboto"/>
+              <w:color w:val="1A1A1A"/>
+              <w:sz w:val="22"/>
+              <w:szCs w:val="22"/>
+            </w:rPr>
+            <w:tab/>
+            <w:t>4</w:t>
+          </w:r>
+        </w:p>
+        <w:p>
+          <w:pPr>
+            <w:tabs>
+              <w:tab w:val="right" w:leader="dot" w:pos="9360"/>
+            </w:tabs>
+            <w:spacing w:after="60"/>
+            <w:ind w:left="0"/>
+          </w:pPr>
+          <w:r>
+            <w:rPr>
+              <w:rFonts w:ascii="Roboto" w:cs="Roboto" w:eastAsia="Roboto" w:hAnsi="Roboto"/>
+              <w:b/>
+              <w:bCs/>
+              <w:color w:val="1A1A1A"/>
+              <w:sz w:val="22"/>
+              <w:szCs w:val="22"/>
+            </w:rPr>
+            <w:t xml:space="preserve">Executive Summary</w:t>
+          </w:r>
+          <w:r>
+            <w:rPr>
+              <w:rFonts w:ascii="Roboto" w:cs="Roboto" w:eastAsia="Roboto" w:hAnsi="Roboto"/>
+              <w:b/>
+              <w:bCs/>
+              <w:color w:val="1A1A1A"/>
+              <w:sz w:val="22"/>
+              <w:szCs w:val="22"/>
+            </w:rPr>
+            <w:tab/>
+            <w:t>6</w:t>
+          </w:r>
+        </w:p>
+        <w:p>
+          <w:pPr>
+            <w:tabs>
+              <w:tab w:val="right" w:leader="dot" w:pos="9360"/>
+            </w:tabs>
+            <w:spacing w:after="60"/>
+            <w:ind w:left="0"/>
+          </w:pPr>
+          <w:r>
+            <w:rPr>
+              <w:rFonts w:ascii="Roboto" w:cs="Roboto" w:eastAsia="Roboto" w:hAnsi="Roboto"/>
+              <w:b/>
+              <w:bCs/>
+              <w:color w:val="1A1A1A"/>
+              <w:sz w:val="22"/>
+              <w:szCs w:val="22"/>
+            </w:rPr>
+            <w:t xml:space="preserve">Methodology</w:t>
+          </w:r>
+          <w:r>
+            <w:rPr>
+              <w:rFonts w:ascii="Roboto" w:cs="Roboto" w:eastAsia="Roboto" w:hAnsi="Roboto"/>
+              <w:b/>
+              <w:bCs/>
+              <w:color w:val="1A1A1A"/>
+              <w:sz w:val="22"/>
+              <w:szCs w:val="22"/>
+            </w:rPr>
+            <w:tab/>
+            <w:t>6</w:t>
+          </w:r>
+        </w:p>
+        <w:p>
+          <w:pPr>
+            <w:tabs>
+              <w:tab w:val="right" w:leader="dot" w:pos="9360"/>
+            </w:tabs>
+            <w:spacing w:after="60"/>
+            <w:ind w:left="0"/>
+          </w:pPr>
+          <w:r>
+            <w:rPr>
+              <w:rFonts w:ascii="Roboto" w:cs="Roboto" w:eastAsia="Roboto" w:hAnsi="Roboto"/>
+              <w:b/>
+              <w:bCs/>
+              <w:color w:val="1A1A1A"/>
+              <w:sz w:val="22"/>
+              <w:szCs w:val="22"/>
+            </w:rPr>
+            <w:t xml:space="preserve">Findings</w:t>
+          </w:r>
+          <w:r>
+            <w:rPr>
+              <w:rFonts w:ascii="Roboto" w:cs="Roboto" w:eastAsia="Roboto" w:hAnsi="Roboto"/>
+              <w:b/>
+              <w:bCs/>
+              <w:color w:val="1A1A1A"/>
+              <w:sz w:val="22"/>
+              <w:szCs w:val="22"/>
+            </w:rPr>
+            <w:tab/>
+            <w:t>6</w:t>
+          </w:r>
+        </w:p>
+        <w:p>
+          <w:pPr>
+            <w:tabs>
+              <w:tab w:val="right" w:leader="dot" w:pos="9360"/>
+            </w:tabs>
+            <w:spacing w:after="60"/>
+            <w:ind w:left="0"/>
+          </w:pPr>
+          <w:r>
+            <w:rPr>
+              <w:rFonts w:ascii="Roboto" w:cs="Roboto" w:eastAsia="Roboto" w:hAnsi="Roboto"/>
+              <w:b/>
+              <w:bCs/>
+              <w:color w:val="1A1A1A"/>
+              <w:sz w:val="22"/>
+              <w:szCs w:val="22"/>
+            </w:rPr>
+            <w:t xml:space="preserve">Risk Analysis</w:t>
+          </w:r>
+          <w:r>
+            <w:rPr>
+              <w:rFonts w:ascii="Roboto" w:cs="Roboto" w:eastAsia="Roboto" w:hAnsi="Roboto"/>
+              <w:b/>
+              <w:bCs/>
+              <w:color w:val="1A1A1A"/>
+              <w:sz w:val="22"/>
+              <w:szCs w:val="22"/>
+            </w:rPr>
+            <w:tab/>
+            <w:t>6</w:t>
+          </w:r>
+        </w:p>
+        <w:p>
+          <w:pPr>
+            <w:tabs>
+              <w:tab w:val="right" w:leader="dot" w:pos="9360"/>
+            </w:tabs>
+            <w:spacing w:after="60"/>
+            <w:ind w:left="0"/>
+          </w:pPr>
+          <w:r>
+            <w:rPr>
+              <w:rFonts w:ascii="Roboto" w:cs="Roboto" w:eastAsia="Roboto" w:hAnsi="Roboto"/>
+              <w:b/>
+              <w:bCs/>
+              <w:color w:val="1A1A1A"/>
+              <w:sz w:val="22"/>
+              <w:szCs w:val="22"/>
+            </w:rPr>
+            <w:t xml:space="preserve">Recommendations</w:t>
+          </w:r>
+          <w:r>
+            <w:rPr>
+              <w:rFonts w:ascii="Roboto" w:cs="Roboto" w:eastAsia="Roboto" w:hAnsi="Roboto"/>
+              <w:b/>
+              <w:bCs/>
+              <w:color w:val="1A1A1A"/>
+              <w:sz w:val="22"/>
+              <w:szCs w:val="22"/>
+            </w:rPr>
+            <w:tab/>
+            <w:t>7</w:t>
+          </w:r>
+        </w:p>
+        <w:p>
+          <w:pPr>
+            <w:tabs>
+              <w:tab w:val="right" w:leader="dot" w:pos="9360"/>
+            </w:tabs>
+            <w:spacing w:after="60"/>
+            <w:ind w:left="0"/>
+          </w:pPr>
+          <w:r>
+            <w:rPr>
+              <w:rFonts w:ascii="Roboto" w:cs="Roboto" w:eastAsia="Roboto" w:hAnsi="Roboto"/>
+              <w:b/>
+              <w:bCs/>
+              <w:color w:val="1A1A1A"/>
+              <w:sz w:val="22"/>
+              <w:szCs w:val="22"/>
+            </w:rPr>
+            <w:t xml:space="preserve">Appendix</w:t>
+          </w:r>
+          <w:r>
+            <w:rPr>
+              <w:rFonts w:ascii="Roboto" w:cs="Roboto" w:eastAsia="Roboto" w:hAnsi="Roboto"/>
+              <w:b/>
+              <w:bCs/>
+              <w:color w:val="1A1A1A"/>
+              <w:sz w:val="22"/>
+              <w:szCs w:val="22"/>
+            </w:rPr>
+            <w:tab/>
+            <w:t>7</w:t>
+          </w:r>
+        </w:p>
+        <w:p>
+          <w:pPr>
+            <w:tabs>
+              <w:tab w:val="right" w:leader="dot" w:pos="9360"/>
+            </w:tabs>
+            <w:spacing w:after="40"/>
+            <w:ind w:left="240"/>
+          </w:pPr>
+          <w:r>
+            <w:rPr>
+              <w:rFonts w:ascii="Roboto" w:cs="Roboto" w:eastAsia="Roboto" w:hAnsi="Roboto"/>
+              <w:color w:val="1A1A1A"/>
+              <w:sz w:val="22"/>
+              <w:szCs w:val="22"/>
+            </w:rPr>
+            <w:t xml:space="preserve">A. Raw Tool Output</w:t>
+          </w:r>
+          <w:r>
+            <w:rPr>
+              <w:rFonts w:ascii="Roboto" w:cs="Roboto" w:eastAsia="Roboto" w:hAnsi="Roboto"/>
+              <w:color w:val="1A1A1A"/>
+              <w:sz w:val="22"/>
+              <w:szCs w:val="22"/>
+            </w:rPr>
+            <w:tab/>
+            <w:t>7</w:t>
+          </w:r>
+        </w:p>
+        <w:p>
+          <w:pPr>
+            <w:tabs>
+              <w:tab w:val="right" w:leader="dot" w:pos="9360"/>
+            </w:tabs>
+            <w:spacing w:after="40"/>
+            <w:ind w:left="240"/>
+          </w:pPr>
+          <w:r>
+            <w:rPr>
+              <w:rFonts w:ascii="Roboto" w:cs="Roboto" w:eastAsia="Roboto" w:hAnsi="Roboto"/>
+              <w:color w:val="1A1A1A"/>
+              <w:sz w:val="22"/>
+              <w:szCs w:val="22"/>
+            </w:rPr>
+            <w:t xml:space="preserve">B. Additional Screenshots</w:t>
+          </w:r>
+          <w:r>
+            <w:rPr>
+              <w:rFonts w:ascii="Roboto" w:cs="Roboto" w:eastAsia="Roboto" w:hAnsi="Roboto"/>
+              <w:color w:val="1A1A1A"/>
+              <w:sz w:val="22"/>
+              <w:szCs w:val="22"/>
+            </w:rPr>
+            <w:tab/>
+            <w:t>7</w:t>
+          </w:r>
+        </w:p>
+        <w:p>
+          <w:pPr>
+            <w:tabs>
+              <w:tab w:val="right" w:leader="dot" w:pos="9360"/>
+            </w:tabs>
+            <w:spacing w:after="40"/>
+            <w:ind w:left="240"/>
+          </w:pPr>
+          <w:r>
+            <w:rPr>
+              <w:rFonts w:ascii="Roboto" w:cs="Roboto" w:eastAsia="Roboto" w:hAnsi="Roboto"/>
+              <w:color w:val="1A1A1A"/>
+              <w:sz w:val="22"/>
+              <w:szCs w:val="22"/>
+            </w:rPr>
+            <w:t xml:space="preserve">C. References</w:t>
+          </w:r>
+          <w:r>
+            <w:rPr>
+              <w:rFonts w:ascii="Roboto" w:cs="Roboto" w:eastAsia="Roboto" w:hAnsi="Roboto"/>
+              <w:color w:val="1A1A1A"/>
+              <w:sz w:val="22"/>
+              <w:szCs w:val="22"/>
+            </w:rPr>
+            <w:tab/>
+            <w:t>7</w:t>
           </w:r>
         </w:p>
         <w:p>
@@ -558,27 +993,6 @@
     </w:sdt>
     <w:p>
       <w:pPr>
-        <w:pBdr>
-          <w:left w:val="single" w:color="2E75B6" w:sz="18"/>
-        </w:pBdr>
-        <w:shd w:fill="F5F7FA" w:val="clear"/>
-        <w:spacing w:after="120" w:line="276"/>
-        <w:ind w:left="180"/>
-      </w:pPr>
-      <w:r>
-        <w:rPr>
-          <w:rFonts w:ascii="Roboto" w:cs="Roboto" w:eastAsia="Roboto" w:hAnsi="Roboto"/>
-          <w:i/>
-          <w:iCs/>
-          <w:color w:val="595959"/>
-          <w:sz w:val="20"/>
-          <w:szCs w:val="20"/>
-        </w:rPr>
-        <w:t xml:space="preserve">This table of contents is auto-generated. After completing the packet, right-click it and choose Update Field → Update entire table. To refresh every field in the document at once — Windows: Ctrl+A then F9. Mac: ⌘A then F9. If F9 does nothing, your keyboard’s function keys are set to media controls — hold Fn as well, or use the Fn Lock key. This is common on laptops, Windows and Mac alike.</w:t>
-      </w:r>
-    </w:p>
-    <w:p>
-      <w:pPr>
         <w:sectPr>
           <w:type w:val="nextPage"/>
           <w:pgSz w:w="12240" w:h="15840" w:orient="portrait"/>
@@ -625,20 +1039,6 @@
     </w:p>
     <w:p>
       <w:pPr>
-        <w:spacing w:after="120" w:line="276"/>
-      </w:pPr>
-      <w:r>
-        <w:rPr>
-          <w:rFonts w:ascii="Roboto" w:cs="Roboto" w:eastAsia="Roboto" w:hAnsi="Roboto"/>
-          <w:color w:val="1A1A1A"/>
-          <w:sz w:val="22"/>
-          <w:szCs w:val="22"/>
-        </w:rPr>
-        <w:t xml:space="preserve">Part I is what NEXUS keeps in the engagement file. It is internal — the client never sees it. Three components: your timesheet, your runbook, and your analyst reflection.</w:t>
-      </w:r>
-    </w:p>
-    <w:p>
-      <w:pPr>
         <w:pStyle w:val="Heading1"/>
         <w:pBdr>
           <w:bottom w:val="single" w:color="1F4E79" w:sz="8"/>
@@ -655,41 +1055,6 @@
           <w:szCs w:val="30"/>
         </w:rPr>
         <w:t xml:space="preserve">A. NEXUS Timesheet</w:t>
-      </w:r>
-    </w:p>
-    <w:p>
-      <w:pPr>
-        <w:spacing w:after="120" w:line="276"/>
-      </w:pPr>
-      <w:r>
-        <w:rPr>
-          <w:rFonts w:ascii="Roboto" w:cs="Roboto" w:eastAsia="Roboto" w:hAnsi="Roboto"/>
-          <w:color w:val="1A1A1A"/>
-          <w:sz w:val="22"/>
-          <w:szCs w:val="22"/>
-        </w:rPr>
-        <w:t xml:space="preserve">Audience: NEXUS leadership / billing. Where did your hours go? Break hours out by unit, split between internal training (Units 1–2, non-billable) and client billable (Unit 3 fieldwork). Justify any unusually high or low hour count with a one-line note.</w:t>
-      </w:r>
-    </w:p>
-    <w:p>
-      <w:pPr>
-        <w:pBdr>
-          <w:left w:val="single" w:color="2E75B6" w:sz="18"/>
-        </w:pBdr>
-        <w:shd w:fill="F5F7FA" w:val="clear"/>
-        <w:spacing w:after="120" w:line="276"/>
-        <w:ind w:left="180"/>
-      </w:pPr>
-      <w:r>
-        <w:rPr>
-          <w:rFonts w:ascii="Roboto" w:cs="Roboto" w:eastAsia="Roboto" w:hAnsi="Roboto"/>
-          <w:i/>
-          <w:iCs/>
-          <w:color w:val="595959"/>
-          <w:sz w:val="20"/>
-          <w:szCs w:val="20"/>
-        </w:rPr>
-        <w:t xml:space="preserve">If you logged hours honestly as you went, this is a 10-minute fill-in. If you reconstruct it the night before, it will show — your scan dates, screenshot timestamps, and command history won’t line up with your claimed hours. Replace the placeholder rows below with your own. Total the columns yourself.</w:t>
       </w:r>
     </w:p>
     <w:p>
@@ -2376,58 +2741,6 @@
         <w:t xml:space="preserve">B. Internal Runbook</w:t>
       </w:r>
     </w:p>
-    <w:p>
-      <w:pPr>
-        <w:spacing w:after="120" w:line="276"/>
-      </w:pPr>
-      <w:r>
-        <w:rPr>
-          <w:rFonts w:ascii="Roboto" w:cs="Roboto" w:eastAsia="Roboto" w:hAnsi="Roboto"/>
-          <w:color w:val="1A1A1A"/>
-          <w:sz w:val="22"/>
-          <w:szCs w:val="22"/>
-        </w:rPr>
-        <w:t xml:space="preserve">Audience: the next analyst who picks up this client next quarter. If a colleague had only your runbook, could they reproduce what you did? Document environment setup, tools and versions, the exact commands you ran, expected output, and where you got stuck and how you got unstuck.</w:t>
-      </w:r>
-    </w:p>
-    <w:p>
-      <w:pPr>
-        <w:pStyle w:val="Heading2"/>
-        <w:spacing w:after="120" w:before="240"/>
-      </w:pPr>
-      <w:r>
-        <w:rPr>
-          <w:rFonts w:ascii="Roboto Slab" w:cs="Roboto Slab" w:eastAsia="Roboto Slab" w:hAnsi="Roboto Slab"/>
-          <w:b/>
-          <w:bCs/>
-          <w:color w:val="2E75B6"/>
-          <w:sz w:val="24"/>
-          <w:szCs w:val="24"/>
-        </w:rPr>
-        <w:t xml:space="preserve">Runbook entry — structure to follow</w:t>
-      </w:r>
-    </w:p>
-    <w:p>
-      <w:pPr>
-        <w:pBdr>
-          <w:left w:val="single" w:color="2E75B6" w:sz="18"/>
-        </w:pBdr>
-        <w:shd w:fill="F5F7FA" w:val="clear"/>
-        <w:spacing w:after="120" w:line="276"/>
-        <w:ind w:left="180"/>
-      </w:pPr>
-      <w:r>
-        <w:rPr>
-          <w:rFonts w:ascii="Roboto" w:cs="Roboto" w:eastAsia="Roboto" w:hAnsi="Roboto"/>
-          <w:i/>
-          <w:iCs/>
-          <w:color w:val="595959"/>
-          <w:sz w:val="20"/>
-          <w:szCs w:val="20"/>
-        </w:rPr>
-        <w:t xml:space="preserve">Write one entry per tool or step in your engagement. Keep this structure. A fully worked example entry is in the Engagement Packet Worked Example (linked from the Lab 1.0 page).</w:t>
-      </w:r>
-    </w:p>
     <w:tbl>
       <w:tblPr>
         <w:tblW w:type="pct" w:w="100%"/>
@@ -2714,22 +3027,6 @@
     </w:p>
     <w:p>
       <w:pPr>
-        <w:spacing w:after="200" w:before="40"/>
-      </w:pPr>
-      <w:r>
-        <w:rPr>
-          <w:rFonts w:ascii="Roboto" w:cs="Roboto" w:eastAsia="Roboto" w:hAnsi="Roboto"/>
-          <w:i/>
-          <w:iCs/>
-          <w:color w:val="595959"/>
-          <w:sz w:val="20"/>
-          <w:szCs w:val="20"/>
-        </w:rPr>
-        <w:t xml:space="preserve">Insert the image itself, do not paste a link to it — Windows: Insert → Pictures → This Device. Mac: Insert → Pictures → Picture from File. Then click on the line below the image and run References → Insert Caption so Word numbers it for you. Never type “Figure 1” by hand.</w:t>
-      </w:r>
-    </w:p>
-    <w:p>
-      <w:pPr>
         <w:spacing w:after="120"/>
       </w:pPr>
       <w:r>
@@ -2758,20 +3055,6 @@
     </w:p>
     <w:p>
       <w:pPr>
-        <w:spacing w:after="120" w:line="276"/>
-      </w:pPr>
-      <w:r>
-        <w:rPr>
-          <w:rFonts w:ascii="Roboto" w:cs="Roboto" w:eastAsia="Roboto" w:hAnsi="Roboto"/>
-          <w:color w:val="1A1A1A"/>
-          <w:sz w:val="22"/>
-          <w:szCs w:val="22"/>
-        </w:rPr>
-        <w:t xml:space="preserve">Audience: you and your instructor. This is where the learning lives. Three prompts — answer all three honestly.</w:t>
-      </w:r>
-    </w:p>
-    <w:p>
-      <w:pPr>
         <w:pStyle w:val="Heading2"/>
         <w:spacing w:after="120" w:before="240"/>
       </w:pPr>
@@ -2789,27 +3072,6 @@
     </w:p>
     <w:p>
       <w:pPr>
-        <w:pBdr>
-          <w:left w:val="single" w:color="2E75B6" w:sz="18"/>
-        </w:pBdr>
-        <w:shd w:fill="F5F7FA" w:val="clear"/>
-        <w:spacing w:after="120" w:line="276"/>
-        <w:ind w:left="180"/>
-      </w:pPr>
-      <w:r>
-        <w:rPr>
-          <w:rFonts w:ascii="Roboto" w:cs="Roboto" w:eastAsia="Roboto" w:hAnsi="Roboto"/>
-          <w:i/>
-          <w:iCs/>
-          <w:color w:val="595959"/>
-          <w:sz w:val="20"/>
-          <w:szCs w:val="20"/>
-        </w:rPr>
-        <w:t xml:space="preserve">Looking at your timesheet: was there a task that took disproportionately long? Describe what made it slow and what you’d do differently. Then total your hours — if Maya Rodriguez reviewed this timesheet alongside your deliverable, what would she conclude about your efficiency? Be candid; this is a professional self-audit, not a grade defense.</w:t>
-      </w:r>
-    </w:p>
-    <w:p>
-      <w:pPr>
         <w:spacing w:after="120"/>
       </w:pPr>
       <w:r>
@@ -2843,27 +3105,6 @@
     </w:p>
     <w:p>
       <w:pPr>
-        <w:pBdr>
-          <w:left w:val="single" w:color="2E75B6" w:sz="18"/>
-        </w:pBdr>
-        <w:shd w:fill="F5F7FA" w:val="clear"/>
-        <w:spacing w:after="120" w:line="276"/>
-        <w:ind w:left="180"/>
-      </w:pPr>
-      <w:r>
-        <w:rPr>
-          <w:rFonts w:ascii="Roboto" w:cs="Roboto" w:eastAsia="Roboto" w:hAnsi="Roboto"/>
-          <w:i/>
-          <w:iCs/>
-          <w:color w:val="595959"/>
-          <w:sz w:val="20"/>
-          <w:szCs w:val="20"/>
-        </w:rPr>
-        <w:t xml:space="preserve">What worked? What didn’t? If you ran this engagement again with what you know now, what would you do differently? Be specific — “I’d communicate findings to the client earlier” beats “I’d be more organized.”</w:t>
-      </w:r>
-    </w:p>
-    <w:p>
-      <w:pPr>
         <w:spacing w:after="120"/>
       </w:pPr>
       <w:r>
@@ -2893,43 +3134,6 @@
           <w:szCs w:val="24"/>
         </w:rPr>
         <w:t xml:space="preserve">3. AI Methodology Reflection</w:t>
-      </w:r>
-    </w:p>
-    <w:p>
-      <w:pPr>
-        <w:spacing w:after="120" w:line="276"/>
-      </w:pPr>
-      <w:r>
-        <w:rPr>
-          <w:rFonts w:ascii="Roboto" w:cs="Roboto" w:eastAsia="Roboto" w:hAnsi="Roboto"/>
-          <w:i/>
-          <w:iCs/>
-          <w:color w:val="1A1A1A"/>
-          <w:sz w:val="22"/>
-          <w:szCs w:val="22"/>
-        </w:rPr>
-        <w:t xml:space="preserve">Where did AI help you on this engagement, how did you verify what it told you, and did you really need it?</w:t>
-      </w:r>
-    </w:p>
-    <w:p>
-      <w:pPr>
-        <w:pBdr>
-          <w:left w:val="single" w:color="2E75B6" w:sz="18"/>
-        </w:pBdr>
-        <w:shd w:fill="F5F7FA" w:val="clear"/>
-        <w:spacing w:after="120" w:line="276"/>
-        <w:ind w:left="180"/>
-      </w:pPr>
-      <w:r>
-        <w:rPr>
-          <w:rFonts w:ascii="Roboto" w:cs="Roboto" w:eastAsia="Roboto" w:hAnsi="Roboto"/>
-          <w:i/>
-          <w:iCs/>
-          <w:color w:val="595959"/>
-          <w:sz w:val="20"/>
-          <w:szCs w:val="20"/>
-        </w:rPr>
-        <w:t xml:space="preserve">There’s no minimum word count — answer honestly. “I didn’t use AI on this engagement (N/A)” is perfectly acceptable if it’s true. But it had better be true — don’t claim N/A if your runbook is full of AI-generated explanations.</w:t>
       </w:r>
     </w:p>
     <w:p>
@@ -3373,27 +3577,6 @@
       </w:r>
     </w:p>
     <w:p>
-      <w:pPr>
-        <w:pBdr>
-          <w:left w:val="single" w:color="2E75B6" w:sz="18"/>
-        </w:pBdr>
-        <w:shd w:fill="F5F7FA" w:val="clear"/>
-        <w:spacing w:after="120" w:line="276"/>
-        <w:ind w:left="180"/>
-      </w:pPr>
-      <w:r>
-        <w:rPr>
-          <w:rFonts w:ascii="Roboto" w:cs="Roboto" w:eastAsia="Roboto" w:hAnsi="Roboto"/>
-          <w:i/>
-          <w:iCs/>
-          <w:color w:val="595959"/>
-          <w:sz w:val="20"/>
-          <w:szCs w:val="20"/>
-        </w:rPr>
-        <w:t xml:space="preserve">This page is the cover of the client-facing report. Everything from here to the Appendix is what Gulf Coast receives — it should read as a standalone professional deliverable, independent of Part I.</w:t>
-      </w:r>
-    </w:p>
-    <w:p>
       <w:r>
         <w:br w:type="page"/>
       </w:r>
@@ -3419,20 +3602,6 @@
     </w:p>
     <w:p>
       <w:pPr>
-        <w:spacing w:after="120" w:line="276"/>
-      </w:pPr>
-      <w:r>
-        <w:rPr>
-          <w:rFonts w:ascii="Roboto" w:cs="Roboto" w:eastAsia="Roboto" w:hAnsi="Roboto"/>
-          <w:color w:val="1A1A1A"/>
-          <w:sz w:val="22"/>
-          <w:szCs w:val="22"/>
-        </w:rPr>
-        <w:t xml:space="preserve">Part II is the document you hand the client. It follows professional penetration-test reporting conventions — the client should be able to read the executive summary alone and know what to do. Use this structure; don’t invent your own.</w:t>
-      </w:r>
-    </w:p>
-    <w:p>
-      <w:pPr>
         <w:pStyle w:val="Heading1"/>
         <w:pBdr>
           <w:bottom w:val="single" w:color="1F4E79" w:sz="8"/>
@@ -3453,27 +3622,6 @@
     </w:p>
     <w:p>
       <w:pPr>
-        <w:pBdr>
-          <w:left w:val="single" w:color="2E75B6" w:sz="18"/>
-        </w:pBdr>
-        <w:shd w:fill="F5F7FA" w:val="clear"/>
-        <w:spacing w:after="120" w:line="276"/>
-        <w:ind w:left="180"/>
-      </w:pPr>
-      <w:r>
-        <w:rPr>
-          <w:rFonts w:ascii="Roboto" w:cs="Roboto" w:eastAsia="Roboto" w:hAnsi="Roboto"/>
-          <w:i/>
-          <w:iCs/>
-          <w:color w:val="595959"/>
-          <w:sz w:val="20"/>
-          <w:szCs w:val="20"/>
-        </w:rPr>
-        <w:t xml:space="preserve">One page maximum, board-readable. What we did, what we found, and what to do about it — in plain language. A non-technical executive should understand the risk and the next step without reading the rest of the report.</w:t>
-      </w:r>
-    </w:p>
-    <w:p>
-      <w:pPr>
         <w:spacing w:after="120"/>
       </w:pPr>
       <w:r>
@@ -3518,27 +3666,6 @@
     </w:p>
     <w:p>
       <w:pPr>
-        <w:pBdr>
-          <w:left w:val="single" w:color="2E75B6" w:sz="18"/>
-        </w:pBdr>
-        <w:shd w:fill="F5F7FA" w:val="clear"/>
-        <w:spacing w:after="120" w:line="276"/>
-        <w:ind w:left="180"/>
-      </w:pPr>
-      <w:r>
-        <w:rPr>
-          <w:rFonts w:ascii="Roboto" w:cs="Roboto" w:eastAsia="Roboto" w:hAnsi="Roboto"/>
-          <w:i/>
-          <w:iCs/>
-          <w:color w:val="595959"/>
-          <w:sz w:val="20"/>
-          <w:szCs w:val="20"/>
-        </w:rPr>
-        <w:t xml:space="preserve">A brief overview of how the engagement was conducted — scope, approach, tools at a high level. The client does not need command-by-command detail; that lives in your runbook (Part I.B).</w:t>
-      </w:r>
-    </w:p>
-    <w:p>
-      <w:pPr>
         <w:spacing w:after="120"/>
       </w:pPr>
       <w:r>
@@ -3579,58 +3706,6 @@
           <w:szCs w:val="30"/>
         </w:rPr>
         <w:t xml:space="preserve">Findings</w:t>
-      </w:r>
-    </w:p>
-    <w:p>
-      <w:pPr>
-        <w:spacing w:after="120" w:line="276"/>
-      </w:pPr>
-      <w:r>
-        <w:rPr>
-          <w:rFonts w:ascii="Roboto" w:cs="Roboto" w:eastAsia="Roboto" w:hAnsi="Roboto"/>
-          <w:color w:val="1A1A1A"/>
-          <w:sz w:val="22"/>
-          <w:szCs w:val="22"/>
-        </w:rPr>
-        <w:t xml:space="preserve">Organized by severity, highest first. Each finding has a number, title, severity, affected host/port, description, evidence (screenshot), impact, and recommendation.</w:t>
-      </w:r>
-    </w:p>
-    <w:p>
-      <w:pPr>
-        <w:pStyle w:val="Heading2"/>
-        <w:spacing w:after="120" w:before="240"/>
-      </w:pPr>
-      <w:r>
-        <w:rPr>
-          <w:rFonts w:ascii="Roboto Slab" w:cs="Roboto Slab" w:eastAsia="Roboto Slab" w:hAnsi="Roboto Slab"/>
-          <w:b/>
-          <w:bCs/>
-          <w:color w:val="2E75B6"/>
-          <w:sz w:val="24"/>
-          <w:szCs w:val="24"/>
-        </w:rPr>
-        <w:t xml:space="preserve">Finding — structure to follow</w:t>
-      </w:r>
-    </w:p>
-    <w:p>
-      <w:pPr>
-        <w:pBdr>
-          <w:left w:val="single" w:color="2E75B6" w:sz="18"/>
-        </w:pBdr>
-        <w:shd w:fill="F5F7FA" w:val="clear"/>
-        <w:spacing w:after="120" w:line="276"/>
-        <w:ind w:left="180"/>
-      </w:pPr>
-      <w:r>
-        <w:rPr>
-          <w:rFonts w:ascii="Roboto" w:cs="Roboto" w:eastAsia="Roboto" w:hAnsi="Roboto"/>
-          <w:i/>
-          <w:iCs/>
-          <w:color w:val="595959"/>
-          <w:sz w:val="20"/>
-          <w:szCs w:val="20"/>
-        </w:rPr>
-        <w:t xml:space="preserve">One card per finding, highest severity first. Keep every field. A fully worked example finding is in the Engagement Packet Worked Example (linked from the Lab 1.0 page).</w:t>
       </w:r>
     </w:p>
     <w:p>
@@ -3895,27 +3970,6 @@
           <w:szCs w:val="30"/>
         </w:rPr>
         <w:t xml:space="preserve">Risk Analysis</w:t>
-      </w:r>
-    </w:p>
-    <w:p>
-      <w:pPr>
-        <w:pBdr>
-          <w:left w:val="single" w:color="2E75B6" w:sz="18"/>
-        </w:pBdr>
-        <w:shd w:fill="F5F7FA" w:val="clear"/>
-        <w:spacing w:after="120" w:line="276"/>
-        <w:ind w:left="180"/>
-      </w:pPr>
-      <w:r>
-        <w:rPr>
-          <w:rFonts w:ascii="Roboto" w:cs="Roboto" w:eastAsia="Roboto" w:hAnsi="Roboto"/>
-          <w:i/>
-          <w:iCs/>
-          <w:color w:val="595959"/>
-          <w:sz w:val="20"/>
-          <w:szCs w:val="20"/>
-        </w:rPr>
-        <w:t xml:space="preserve">Likelihood × impact for each finding. A simple table mapping each finding number to a likelihood, an impact, and a resulting risk rating is enough — keep it consistent with your severity labels in Findings.</w:t>
       </w:r>
     </w:p>
     <w:tbl>
@@ -4358,27 +4412,6 @@
     </w:p>
     <w:p>
       <w:pPr>
-        <w:pBdr>
-          <w:left w:val="single" w:color="2E75B6" w:sz="18"/>
-        </w:pBdr>
-        <w:shd w:fill="F5F7FA" w:val="clear"/>
-        <w:spacing w:after="120" w:line="276"/>
-        <w:ind w:left="180"/>
-      </w:pPr>
-      <w:r>
-        <w:rPr>
-          <w:rFonts w:ascii="Roboto" w:cs="Roboto" w:eastAsia="Roboto" w:hAnsi="Roboto"/>
-          <w:i/>
-          <w:iCs/>
-          <w:color w:val="595959"/>
-          <w:sz w:val="20"/>
-          <w:szCs w:val="20"/>
-        </w:rPr>
-        <w:t xml:space="preserve">Prioritized — what to do Monday vs. what to plan for the next budget cycle. Tie each recommendation back to a finding number so the client can trace it.</w:t>
-      </w:r>
-    </w:p>
-    <w:p>
-      <w:pPr>
         <w:pStyle w:val="ListParagraph"/>
         <w:numPr>
           <w:ilvl w:val="0"/>
@@ -4492,20 +4525,6 @@
     </w:p>
     <w:p>
       <w:pPr>
-        <w:spacing w:after="120" w:line="276"/>
-      </w:pPr>
-      <w:r>
-        <w:rPr>
-          <w:rFonts w:ascii="Roboto" w:cs="Roboto" w:eastAsia="Roboto" w:hAnsi="Roboto"/>
-          <w:color w:val="1A1A1A"/>
-          <w:sz w:val="22"/>
-          <w:szCs w:val="22"/>
-        </w:rPr>
-        <w:t xml:space="preserve">Supporting evidence that would disrupt the flow of the main report: raw (scrubbed) tool output, additional screenshots, and your references.</w:t>
-      </w:r>
-    </w:p>
-    <w:p>
-      <w:pPr>
         <w:pStyle w:val="Heading2"/>
         <w:spacing w:after="120" w:before="240"/>
       </w:pPr>
@@ -4572,22 +4591,6 @@
     </w:p>
     <w:p>
       <w:pPr>
-        <w:spacing w:after="200" w:before="40"/>
-      </w:pPr>
-      <w:r>
-        <w:rPr>
-          <w:rFonts w:ascii="Roboto" w:cs="Roboto" w:eastAsia="Roboto" w:hAnsi="Roboto"/>
-          <w:i/>
-          <w:iCs/>
-          <w:color w:val="595959"/>
-          <w:sz w:val="20"/>
-          <w:szCs w:val="20"/>
-        </w:rPr>
-        <w:t xml:space="preserve">Same here — Insert → Pictures, then References → Insert Caption on the line beneath each image. Numbering continues automatically from the figures earlier in the packet.</w:t>
-      </w:r>
-    </w:p>
-    <w:p>
-      <w:pPr>
         <w:pStyle w:val="Heading2"/>
         <w:spacing w:after="120" w:before="240"/>
       </w:pPr>
@@ -4603,27 +4606,6 @@
         <w:t xml:space="preserve">C. References</w:t>
       </w:r>
     </w:p>
-    <w:p>
-      <w:pPr>
-        <w:pBdr>
-          <w:left w:val="single" w:color="2E75B6" w:sz="18"/>
-        </w:pBdr>
-        <w:shd w:fill="F5F7FA" w:val="clear"/>
-        <w:spacing w:after="120" w:line="276"/>
-        <w:ind w:left="180"/>
-      </w:pPr>
-      <w:r>
-        <w:rPr>
-          <w:rFonts w:ascii="Roboto" w:cs="Roboto" w:eastAsia="Roboto" w:hAnsi="Roboto"/>
-          <w:i/>
-          <w:iCs/>
-          <w:color w:val="595959"/>
-          <w:sz w:val="20"/>
-          <w:szCs w:val="20"/>
-        </w:rPr>
-        <w:t xml:space="preserve">Minimum 10 sources, each cited at least once in the body. Add every source with References → Insert Citation → Add New Source (tick “Show All Bibliography Fields” so you can enter the URL), then build this list with References → Bibliography. The style is already set to APA. Do not type entries by hand. The course textbook does not count toward your ten. You do not need to delete it if you have cited it — it still applies, it just does not count toward the ten.</w:t>
-      </w:r>
-    </w:p>
     <w:sdt>
       <w:sdtPr>
         <w:alias w:val="Bibliography"/>
@@ -4631,9 +4613,24 @@
       <w:sdtContent>
         <w:p>
           <w:r>
-            <w:fldChar w:fldCharType="begin" w:dirty="true"/>
+            <w:fldChar w:fldCharType="begin"/>
             <w:instrText xml:space="preserve">BIBLIOGRAPHY \l 1033 </w:instrText>
             <w:fldChar w:fldCharType="separate"/>
+          </w:r>
+        </w:p>
+        <w:p>
+          <w:pPr>
+            <w:spacing w:after="120"/>
+            <w:ind w:left="480" w:hanging="480"/>
+          </w:pPr>
+          <w:r>
+            <w:rPr>
+              <w:rFonts w:ascii="Roboto" w:cs="Roboto" w:eastAsia="Roboto" w:hAnsi="Roboto"/>
+              <w:color w:val="1A1A1A"/>
+              <w:sz w:val="22"/>
+              <w:szCs w:val="22"/>
+            </w:rPr>
+            <w:t xml:space="preserve">Conklin, W. A., &amp; White, G. (2022). Principles of Computer Security: CompTIA Security+ and Beyond (Sixth ed.). McGraw-Hill Education.</w:t>
           </w:r>
         </w:p>
         <w:p>
@@ -5193,7 +5190,33 @@
 </file>
 
 <file path=customXml/item1.xml><?xml version="1.0" encoding="utf-8"?>
-<b:Sources xmlns:b="http://schemas.openxmlformats.org/officeDocument/2006/bibliography" xmlns="http://schemas.openxmlformats.org/officeDocument/2006/bibliography" SelectedStyle="\APASixthEditionOfficeOnline.xsl" StyleName="APA"/>
+<b:Sources xmlns:b="http://schemas.openxmlformats.org/officeDocument/2006/bibliography" xmlns="http://schemas.openxmlformats.org/officeDocument/2006/bibliography" SelectedStyle="\APASixthEditionOfficeOnline.xsl" StyleName="APA">
+  <b:Source>
+    <b:Tag>Con21</b:Tag>
+    <b:SourceType>Book</b:SourceType>
+    <b:Guid>{7B3C1D42-9A54-4E8B-B1F6-2C0D5E7A9F31}</b:Guid>
+    <b:Author>
+      <b:Author>
+        <b:NameList>
+          <b:Person>
+            <b:Last>Conklin</b:Last>
+            <b:First>Wm.</b:First>
+            <b:Middle>Arthur</b:Middle>
+          </b:Person>
+          <b:Person>
+            <b:Last>White</b:Last>
+            <b:First>Greg</b:First>
+          </b:Person>
+        </b:NameList>
+      </b:Author>
+    </b:Author>
+    <b:Title>Principles of Computer Security: CompTIA Security+ and Beyond</b:Title>
+    <b:Edition>Sixth</b:Edition>
+    <b:Publisher>McGraw-Hill Education</b:Publisher>
+    <b:Year>2022</b:Year>
+    <b:RefOrder>1</b:RefOrder>
+  </b:Source>
+</b:Sources>
 </file>
 
 <file path=customXml/itemProps1.xml><?xml version="1.0" encoding="utf-8"?>
